--- a/Etapa Inicio/Estudio de Factibilidad - Kairos - NexTech.docx
+++ b/Etapa Inicio/Estudio de Factibilidad - Kairos - NexTech.docx
@@ -948,12 +948,12 @@
             <wp:extent cx="1200150" cy="1200150"/>
             <wp:effectExtent b="0" l="0" r="0" t="0"/>
             <wp:wrapNone/>
-            <wp:docPr descr="psi-negro.png" id="13" name="image1.png"/>
+            <wp:docPr descr="psi-negro.png" id="13" name="image5.png"/>
             <a:graphic>
               <a:graphicData uri="http://schemas.openxmlformats.org/drawingml/2006/picture">
                 <pic:pic>
                   <pic:nvPicPr>
-                    <pic:cNvPr descr="psi-negro.png" id="0" name="image1.png"/>
+                    <pic:cNvPr descr="psi-negro.png" id="0" name="image5.png"/>
                     <pic:cNvPicPr preferRelativeResize="0"/>
                   </pic:nvPicPr>
                   <pic:blipFill>
@@ -1003,12 +1003,12 @@
             <wp:extent cx="1304925" cy="2019300"/>
             <wp:effectExtent b="0" l="0" r="0" t="0"/>
             <wp:wrapSquare wrapText="bothSides" distB="0" distT="0" distL="114300" distR="114300"/>
-            <wp:docPr descr="UNPA.JPG" id="15" name="image5.jpg"/>
+            <wp:docPr descr="UNPA.JPG" id="15" name="image1.jpg"/>
             <a:graphic>
               <a:graphicData uri="http://schemas.openxmlformats.org/drawingml/2006/picture">
                 <pic:pic>
                   <pic:nvPicPr>
-                    <pic:cNvPr descr="UNPA.JPG" id="0" name="image5.jpg"/>
+                    <pic:cNvPr descr="UNPA.JPG" id="0" name="image1.jpg"/>
                     <pic:cNvPicPr preferRelativeResize="0"/>
                   </pic:nvPicPr>
                   <pic:blipFill>
@@ -1416,7 +1416,7 @@
     </w:p>
     <w:sdt>
       <w:sdtPr>
-        <w:id w:val="1546656938"/>
+        <w:id w:val="1627833257"/>
         <w:docPartObj>
           <w:docPartGallery w:val="Table of Contents"/>
           <w:docPartUnique w:val="1"/>
@@ -6656,12 +6656,12 @@
           <wp:extent cx="669290" cy="669290"/>
           <wp:effectExtent b="0" l="0" r="0" t="0"/>
           <wp:wrapSquare wrapText="bothSides" distB="0" distT="0" distL="114300" distR="114300"/>
-          <wp:docPr descr="psi-negro.png" id="14" name="image3.png"/>
+          <wp:docPr descr="psi-negro.png" id="14" name="image4.png"/>
           <a:graphic>
             <a:graphicData uri="http://schemas.openxmlformats.org/drawingml/2006/picture">
               <pic:pic>
                 <pic:nvPicPr>
-                  <pic:cNvPr descr="psi-negro.png" id="0" name="image3.png"/>
+                  <pic:cNvPr descr="psi-negro.png" id="0" name="image4.png"/>
                   <pic:cNvPicPr preferRelativeResize="0"/>
                 </pic:nvPicPr>
                 <pic:blipFill>
@@ -6701,12 +6701,12 @@
           <wp:extent cx="425450" cy="666750"/>
           <wp:effectExtent b="0" l="0" r="0" t="0"/>
           <wp:wrapSquare wrapText="bothSides" distB="0" distT="0" distL="114300" distR="114300"/>
-          <wp:docPr descr="UNPA.JPG" id="16" name="image4.jpg"/>
+          <wp:docPr descr="UNPA.JPG" id="16" name="image3.jpg"/>
           <a:graphic>
             <a:graphicData uri="http://schemas.openxmlformats.org/drawingml/2006/picture">
               <pic:pic>
                 <pic:nvPicPr>
-                  <pic:cNvPr descr="UNPA.JPG" id="0" name="image4.jpg"/>
+                  <pic:cNvPr descr="UNPA.JPG" id="0" name="image3.jpg"/>
                   <pic:cNvPicPr preferRelativeResize="0"/>
                 </pic:nvPicPr>
                 <pic:blipFill>

--- a/Etapa Inicio/Estudio de Factibilidad - Kairos - NexTech.docx
+++ b/Etapa Inicio/Estudio de Factibilidad - Kairos - NexTech.docx
@@ -948,12 +948,12 @@
             <wp:extent cx="1200150" cy="1200150"/>
             <wp:effectExtent b="0" l="0" r="0" t="0"/>
             <wp:wrapNone/>
-            <wp:docPr descr="psi-negro.png" id="13" name="image5.png"/>
+            <wp:docPr descr="psi-negro.png" id="13" name="image3.png"/>
             <a:graphic>
               <a:graphicData uri="http://schemas.openxmlformats.org/drawingml/2006/picture">
                 <pic:pic>
                   <pic:nvPicPr>
-                    <pic:cNvPr descr="psi-negro.png" id="0" name="image5.png"/>
+                    <pic:cNvPr descr="psi-negro.png" id="0" name="image3.png"/>
                     <pic:cNvPicPr preferRelativeResize="0"/>
                   </pic:nvPicPr>
                   <pic:blipFill>
@@ -1003,12 +1003,12 @@
             <wp:extent cx="1304925" cy="2019300"/>
             <wp:effectExtent b="0" l="0" r="0" t="0"/>
             <wp:wrapSquare wrapText="bothSides" distB="0" distT="0" distL="114300" distR="114300"/>
-            <wp:docPr descr="UNPA.JPG" id="15" name="image1.jpg"/>
+            <wp:docPr descr="UNPA.JPG" id="15" name="image5.jpg"/>
             <a:graphic>
               <a:graphicData uri="http://schemas.openxmlformats.org/drawingml/2006/picture">
                 <pic:pic>
                   <pic:nvPicPr>
-                    <pic:cNvPr descr="UNPA.JPG" id="0" name="image1.jpg"/>
+                    <pic:cNvPr descr="UNPA.JPG" id="0" name="image5.jpg"/>
                     <pic:cNvPicPr preferRelativeResize="0"/>
                   </pic:nvPicPr>
                   <pic:blipFill>
@@ -1313,12 +1313,12 @@
             <wp:extent cx="1200150" cy="1200150"/>
             <wp:effectExtent b="0" l="0" r="0" t="0"/>
             <wp:wrapNone/>
-            <wp:docPr id="17" name="image2.png"/>
+            <wp:docPr id="17" name="image4.png"/>
             <a:graphic>
               <a:graphicData uri="http://schemas.openxmlformats.org/drawingml/2006/picture">
                 <pic:pic>
                   <pic:nvPicPr>
-                    <pic:cNvPr id="0" name="image2.png"/>
+                    <pic:cNvPr id="0" name="image4.png"/>
                     <pic:cNvPicPr preferRelativeResize="0"/>
                   </pic:nvPicPr>
                   <pic:blipFill>
@@ -1416,7 +1416,7 @@
     </w:p>
     <w:sdt>
       <w:sdtPr>
-        <w:id w:val="1627833257"/>
+        <w:id w:val="-1258960711"/>
         <w:docPartObj>
           <w:docPartGallery w:val="Table of Contents"/>
           <w:docPartUnique w:val="1"/>
@@ -6656,12 +6656,12 @@
           <wp:extent cx="669290" cy="669290"/>
           <wp:effectExtent b="0" l="0" r="0" t="0"/>
           <wp:wrapSquare wrapText="bothSides" distB="0" distT="0" distL="114300" distR="114300"/>
-          <wp:docPr descr="psi-negro.png" id="14" name="image4.png"/>
+          <wp:docPr descr="psi-negro.png" id="14" name="image2.png"/>
           <a:graphic>
             <a:graphicData uri="http://schemas.openxmlformats.org/drawingml/2006/picture">
               <pic:pic>
                 <pic:nvPicPr>
-                  <pic:cNvPr descr="psi-negro.png" id="0" name="image4.png"/>
+                  <pic:cNvPr descr="psi-negro.png" id="0" name="image2.png"/>
                   <pic:cNvPicPr preferRelativeResize="0"/>
                 </pic:nvPicPr>
                 <pic:blipFill>
@@ -6701,12 +6701,12 @@
           <wp:extent cx="425450" cy="666750"/>
           <wp:effectExtent b="0" l="0" r="0" t="0"/>
           <wp:wrapSquare wrapText="bothSides" distB="0" distT="0" distL="114300" distR="114300"/>
-          <wp:docPr descr="UNPA.JPG" id="16" name="image3.jpg"/>
+          <wp:docPr descr="UNPA.JPG" id="16" name="image1.jpg"/>
           <a:graphic>
             <a:graphicData uri="http://schemas.openxmlformats.org/drawingml/2006/picture">
               <pic:pic>
                 <pic:nvPicPr>
-                  <pic:cNvPr descr="UNPA.JPG" id="0" name="image3.jpg"/>
+                  <pic:cNvPr descr="UNPA.JPG" id="0" name="image1.jpg"/>
                   <pic:cNvPicPr preferRelativeResize="0"/>
                 </pic:nvPicPr>
                 <pic:blipFill>

--- a/Etapa Inicio/Estudio de Factibilidad - Kairos - NexTech.docx
+++ b/Etapa Inicio/Estudio de Factibilidad - Kairos - NexTech.docx
@@ -948,12 +948,12 @@
             <wp:extent cx="1200150" cy="1200150"/>
             <wp:effectExtent b="0" l="0" r="0" t="0"/>
             <wp:wrapNone/>
-            <wp:docPr descr="psi-negro.png" id="13" name="image3.png"/>
+            <wp:docPr descr="psi-negro.png" id="13" name="image1.png"/>
             <a:graphic>
               <a:graphicData uri="http://schemas.openxmlformats.org/drawingml/2006/picture">
                 <pic:pic>
                   <pic:nvPicPr>
-                    <pic:cNvPr descr="psi-negro.png" id="0" name="image3.png"/>
+                    <pic:cNvPr descr="psi-negro.png" id="0" name="image1.png"/>
                     <pic:cNvPicPr preferRelativeResize="0"/>
                   </pic:nvPicPr>
                   <pic:blipFill>
@@ -1003,12 +1003,12 @@
             <wp:extent cx="1304925" cy="2019300"/>
             <wp:effectExtent b="0" l="0" r="0" t="0"/>
             <wp:wrapSquare wrapText="bothSides" distB="0" distT="0" distL="114300" distR="114300"/>
-            <wp:docPr descr="UNPA.JPG" id="15" name="image5.jpg"/>
+            <wp:docPr descr="UNPA.JPG" id="15" name="image4.jpg"/>
             <a:graphic>
               <a:graphicData uri="http://schemas.openxmlformats.org/drawingml/2006/picture">
                 <pic:pic>
                   <pic:nvPicPr>
-                    <pic:cNvPr descr="UNPA.JPG" id="0" name="image5.jpg"/>
+                    <pic:cNvPr descr="UNPA.JPG" id="0" name="image4.jpg"/>
                     <pic:cNvPicPr preferRelativeResize="0"/>
                   </pic:nvPicPr>
                   <pic:blipFill>
@@ -1313,12 +1313,12 @@
             <wp:extent cx="1200150" cy="1200150"/>
             <wp:effectExtent b="0" l="0" r="0" t="0"/>
             <wp:wrapNone/>
-            <wp:docPr id="17" name="image4.png"/>
+            <wp:docPr id="17" name="image3.png"/>
             <a:graphic>
               <a:graphicData uri="http://schemas.openxmlformats.org/drawingml/2006/picture">
                 <pic:pic>
                   <pic:nvPicPr>
-                    <pic:cNvPr id="0" name="image4.png"/>
+                    <pic:cNvPr id="0" name="image3.png"/>
                     <pic:cNvPicPr preferRelativeResize="0"/>
                   </pic:nvPicPr>
                   <pic:blipFill>
@@ -1416,7 +1416,7 @@
     </w:p>
     <w:sdt>
       <w:sdtPr>
-        <w:id w:val="-1258960711"/>
+        <w:id w:val="849504523"/>
         <w:docPartObj>
           <w:docPartGallery w:val="Table of Contents"/>
           <w:docPartUnique w:val="1"/>
@@ -6656,12 +6656,12 @@
           <wp:extent cx="669290" cy="669290"/>
           <wp:effectExtent b="0" l="0" r="0" t="0"/>
           <wp:wrapSquare wrapText="bothSides" distB="0" distT="0" distL="114300" distR="114300"/>
-          <wp:docPr descr="psi-negro.png" id="14" name="image2.png"/>
+          <wp:docPr descr="psi-negro.png" id="14" name="image5.png"/>
           <a:graphic>
             <a:graphicData uri="http://schemas.openxmlformats.org/drawingml/2006/picture">
               <pic:pic>
                 <pic:nvPicPr>
-                  <pic:cNvPr descr="psi-negro.png" id="0" name="image2.png"/>
+                  <pic:cNvPr descr="psi-negro.png" id="0" name="image5.png"/>
                   <pic:cNvPicPr preferRelativeResize="0"/>
                 </pic:nvPicPr>
                 <pic:blipFill>
@@ -6701,12 +6701,12 @@
           <wp:extent cx="425450" cy="666750"/>
           <wp:effectExtent b="0" l="0" r="0" t="0"/>
           <wp:wrapSquare wrapText="bothSides" distB="0" distT="0" distL="114300" distR="114300"/>
-          <wp:docPr descr="UNPA.JPG" id="16" name="image1.jpg"/>
+          <wp:docPr descr="UNPA.JPG" id="16" name="image2.jpg"/>
           <a:graphic>
             <a:graphicData uri="http://schemas.openxmlformats.org/drawingml/2006/picture">
               <pic:pic>
                 <pic:nvPicPr>
-                  <pic:cNvPr descr="UNPA.JPG" id="0" name="image1.jpg"/>
+                  <pic:cNvPr descr="UNPA.JPG" id="0" name="image2.jpg"/>
                   <pic:cNvPicPr preferRelativeResize="0"/>
                 </pic:nvPicPr>
                 <pic:blipFill>

--- a/Etapa Inicio/Estudio de Factibilidad - Kairos - NexTech.docx
+++ b/Etapa Inicio/Estudio de Factibilidad - Kairos - NexTech.docx
@@ -948,12 +948,12 @@
             <wp:extent cx="1200150" cy="1200150"/>
             <wp:effectExtent b="0" l="0" r="0" t="0"/>
             <wp:wrapNone/>
-            <wp:docPr descr="psi-negro.png" id="13" name="image1.png"/>
+            <wp:docPr descr="psi-negro.png" id="13" name="image5.png"/>
             <a:graphic>
               <a:graphicData uri="http://schemas.openxmlformats.org/drawingml/2006/picture">
                 <pic:pic>
                   <pic:nvPicPr>
-                    <pic:cNvPr descr="psi-negro.png" id="0" name="image1.png"/>
+                    <pic:cNvPr descr="psi-negro.png" id="0" name="image5.png"/>
                     <pic:cNvPicPr preferRelativeResize="0"/>
                   </pic:nvPicPr>
                   <pic:blipFill>
@@ -1003,12 +1003,12 @@
             <wp:extent cx="1304925" cy="2019300"/>
             <wp:effectExtent b="0" l="0" r="0" t="0"/>
             <wp:wrapSquare wrapText="bothSides" distB="0" distT="0" distL="114300" distR="114300"/>
-            <wp:docPr descr="UNPA.JPG" id="15" name="image4.jpg"/>
+            <wp:docPr descr="UNPA.JPG" id="15" name="image1.jpg"/>
             <a:graphic>
               <a:graphicData uri="http://schemas.openxmlformats.org/drawingml/2006/picture">
                 <pic:pic>
                   <pic:nvPicPr>
-                    <pic:cNvPr descr="UNPA.JPG" id="0" name="image4.jpg"/>
+                    <pic:cNvPr descr="UNPA.JPG" id="0" name="image1.jpg"/>
                     <pic:cNvPicPr preferRelativeResize="0"/>
                   </pic:nvPicPr>
                   <pic:blipFill>
@@ -1313,12 +1313,12 @@
             <wp:extent cx="1200150" cy="1200150"/>
             <wp:effectExtent b="0" l="0" r="0" t="0"/>
             <wp:wrapNone/>
-            <wp:docPr id="17" name="image3.png"/>
+            <wp:docPr id="17" name="image4.png"/>
             <a:graphic>
               <a:graphicData uri="http://schemas.openxmlformats.org/drawingml/2006/picture">
                 <pic:pic>
                   <pic:nvPicPr>
-                    <pic:cNvPr id="0" name="image3.png"/>
+                    <pic:cNvPr id="0" name="image4.png"/>
                     <pic:cNvPicPr preferRelativeResize="0"/>
                   </pic:nvPicPr>
                   <pic:blipFill>
@@ -1416,7 +1416,7 @@
     </w:p>
     <w:sdt>
       <w:sdtPr>
-        <w:id w:val="849504523"/>
+        <w:id w:val="68851863"/>
         <w:docPartObj>
           <w:docPartGallery w:val="Table of Contents"/>
           <w:docPartUnique w:val="1"/>
@@ -6656,12 +6656,12 @@
           <wp:extent cx="669290" cy="669290"/>
           <wp:effectExtent b="0" l="0" r="0" t="0"/>
           <wp:wrapSquare wrapText="bothSides" distB="0" distT="0" distL="114300" distR="114300"/>
-          <wp:docPr descr="psi-negro.png" id="14" name="image5.png"/>
+          <wp:docPr descr="psi-negro.png" id="14" name="image3.png"/>
           <a:graphic>
             <a:graphicData uri="http://schemas.openxmlformats.org/drawingml/2006/picture">
               <pic:pic>
                 <pic:nvPicPr>
-                  <pic:cNvPr descr="psi-negro.png" id="0" name="image5.png"/>
+                  <pic:cNvPr descr="psi-negro.png" id="0" name="image3.png"/>
                   <pic:cNvPicPr preferRelativeResize="0"/>
                 </pic:nvPicPr>
                 <pic:blipFill>

--- a/Etapa Inicio/Estudio de Factibilidad - Kairos - NexTech.docx
+++ b/Etapa Inicio/Estudio de Factibilidad - Kairos - NexTech.docx
@@ -948,12 +948,12 @@
             <wp:extent cx="1200150" cy="1200150"/>
             <wp:effectExtent b="0" l="0" r="0" t="0"/>
             <wp:wrapNone/>
-            <wp:docPr descr="psi-negro.png" id="13" name="image5.png"/>
+            <wp:docPr descr="psi-negro.png" id="13" name="image2.png"/>
             <a:graphic>
               <a:graphicData uri="http://schemas.openxmlformats.org/drawingml/2006/picture">
                 <pic:pic>
                   <pic:nvPicPr>
-                    <pic:cNvPr descr="psi-negro.png" id="0" name="image5.png"/>
+                    <pic:cNvPr descr="psi-negro.png" id="0" name="image2.png"/>
                     <pic:cNvPicPr preferRelativeResize="0"/>
                   </pic:nvPicPr>
                   <pic:blipFill>
@@ -1313,12 +1313,12 @@
             <wp:extent cx="1200150" cy="1200150"/>
             <wp:effectExtent b="0" l="0" r="0" t="0"/>
             <wp:wrapNone/>
-            <wp:docPr id="17" name="image4.png"/>
+            <wp:docPr id="17" name="image5.png"/>
             <a:graphic>
               <a:graphicData uri="http://schemas.openxmlformats.org/drawingml/2006/picture">
                 <pic:pic>
                   <pic:nvPicPr>
-                    <pic:cNvPr id="0" name="image4.png"/>
+                    <pic:cNvPr id="0" name="image5.png"/>
                     <pic:cNvPicPr preferRelativeResize="0"/>
                   </pic:nvPicPr>
                   <pic:blipFill>
@@ -1416,7 +1416,7 @@
     </w:p>
     <w:sdt>
       <w:sdtPr>
-        <w:id w:val="68851863"/>
+        <w:id w:val="-145259484"/>
         <w:docPartObj>
           <w:docPartGallery w:val="Table of Contents"/>
           <w:docPartUnique w:val="1"/>
@@ -6701,12 +6701,12 @@
           <wp:extent cx="425450" cy="666750"/>
           <wp:effectExtent b="0" l="0" r="0" t="0"/>
           <wp:wrapSquare wrapText="bothSides" distB="0" distT="0" distL="114300" distR="114300"/>
-          <wp:docPr descr="UNPA.JPG" id="16" name="image2.jpg"/>
+          <wp:docPr descr="UNPA.JPG" id="16" name="image4.jpg"/>
           <a:graphic>
             <a:graphicData uri="http://schemas.openxmlformats.org/drawingml/2006/picture">
               <pic:pic>
                 <pic:nvPicPr>
-                  <pic:cNvPr descr="UNPA.JPG" id="0" name="image2.jpg"/>
+                  <pic:cNvPr descr="UNPA.JPG" id="0" name="image4.jpg"/>
                   <pic:cNvPicPr preferRelativeResize="0"/>
                 </pic:nvPicPr>
                 <pic:blipFill>

--- a/Etapa Inicio/Estudio de Factibilidad - Kairos - NexTech.docx
+++ b/Etapa Inicio/Estudio de Factibilidad - Kairos - NexTech.docx
@@ -1003,12 +1003,12 @@
             <wp:extent cx="1304925" cy="2019300"/>
             <wp:effectExtent b="0" l="0" r="0" t="0"/>
             <wp:wrapSquare wrapText="bothSides" distB="0" distT="0" distL="114300" distR="114300"/>
-            <wp:docPr descr="UNPA.JPG" id="15" name="image1.jpg"/>
+            <wp:docPr descr="UNPA.JPG" id="15" name="image4.jpg"/>
             <a:graphic>
               <a:graphicData uri="http://schemas.openxmlformats.org/drawingml/2006/picture">
                 <pic:pic>
                   <pic:nvPicPr>
-                    <pic:cNvPr descr="UNPA.JPG" id="0" name="image1.jpg"/>
+                    <pic:cNvPr descr="UNPA.JPG" id="0" name="image4.jpg"/>
                     <pic:cNvPicPr preferRelativeResize="0"/>
                   </pic:nvPicPr>
                   <pic:blipFill>
@@ -1416,7 +1416,7 @@
     </w:p>
     <w:sdt>
       <w:sdtPr>
-        <w:id w:val="-145259484"/>
+        <w:id w:val="223019196"/>
         <w:docPartObj>
           <w:docPartGallery w:val="Table of Contents"/>
           <w:docPartUnique w:val="1"/>
@@ -6656,12 +6656,12 @@
           <wp:extent cx="669290" cy="669290"/>
           <wp:effectExtent b="0" l="0" r="0" t="0"/>
           <wp:wrapSquare wrapText="bothSides" distB="0" distT="0" distL="114300" distR="114300"/>
-          <wp:docPr descr="psi-negro.png" id="14" name="image3.png"/>
+          <wp:docPr descr="psi-negro.png" id="14" name="image1.png"/>
           <a:graphic>
             <a:graphicData uri="http://schemas.openxmlformats.org/drawingml/2006/picture">
               <pic:pic>
                 <pic:nvPicPr>
-                  <pic:cNvPr descr="psi-negro.png" id="0" name="image3.png"/>
+                  <pic:cNvPr descr="psi-negro.png" id="0" name="image1.png"/>
                   <pic:cNvPicPr preferRelativeResize="0"/>
                 </pic:nvPicPr>
                 <pic:blipFill>
@@ -6701,12 +6701,12 @@
           <wp:extent cx="425450" cy="666750"/>
           <wp:effectExtent b="0" l="0" r="0" t="0"/>
           <wp:wrapSquare wrapText="bothSides" distB="0" distT="0" distL="114300" distR="114300"/>
-          <wp:docPr descr="UNPA.JPG" id="16" name="image4.jpg"/>
+          <wp:docPr descr="UNPA.JPG" id="16" name="image3.jpg"/>
           <a:graphic>
             <a:graphicData uri="http://schemas.openxmlformats.org/drawingml/2006/picture">
               <pic:pic>
                 <pic:nvPicPr>
-                  <pic:cNvPr descr="UNPA.JPG" id="0" name="image4.jpg"/>
+                  <pic:cNvPr descr="UNPA.JPG" id="0" name="image3.jpg"/>
                   <pic:cNvPicPr preferRelativeResize="0"/>
                 </pic:nvPicPr>
                 <pic:blipFill>

--- a/Etapa Inicio/Estudio de Factibilidad - Kairos - NexTech.docx
+++ b/Etapa Inicio/Estudio de Factibilidad - Kairos - NexTech.docx
@@ -948,12 +948,12 @@
             <wp:extent cx="1200150" cy="1200150"/>
             <wp:effectExtent b="0" l="0" r="0" t="0"/>
             <wp:wrapNone/>
-            <wp:docPr descr="psi-negro.png" id="13" name="image2.png"/>
+            <wp:docPr descr="psi-negro.png" id="13" name="image4.png"/>
             <a:graphic>
               <a:graphicData uri="http://schemas.openxmlformats.org/drawingml/2006/picture">
                 <pic:pic>
                   <pic:nvPicPr>
-                    <pic:cNvPr descr="psi-negro.png" id="0" name="image2.png"/>
+                    <pic:cNvPr descr="psi-negro.png" id="0" name="image4.png"/>
                     <pic:cNvPicPr preferRelativeResize="0"/>
                   </pic:nvPicPr>
                   <pic:blipFill>
@@ -1003,12 +1003,12 @@
             <wp:extent cx="1304925" cy="2019300"/>
             <wp:effectExtent b="0" l="0" r="0" t="0"/>
             <wp:wrapSquare wrapText="bothSides" distB="0" distT="0" distL="114300" distR="114300"/>
-            <wp:docPr descr="UNPA.JPG" id="15" name="image4.jpg"/>
+            <wp:docPr descr="UNPA.JPG" id="15" name="image2.jpg"/>
             <a:graphic>
               <a:graphicData uri="http://schemas.openxmlformats.org/drawingml/2006/picture">
                 <pic:pic>
                   <pic:nvPicPr>
-                    <pic:cNvPr descr="UNPA.JPG" id="0" name="image4.jpg"/>
+                    <pic:cNvPr descr="UNPA.JPG" id="0" name="image2.jpg"/>
                     <pic:cNvPicPr preferRelativeResize="0"/>
                   </pic:nvPicPr>
                   <pic:blipFill>
@@ -1416,7 +1416,7 @@
     </w:p>
     <w:sdt>
       <w:sdtPr>
-        <w:id w:val="223019196"/>
+        <w:id w:val="-1818700795"/>
         <w:docPartObj>
           <w:docPartGallery w:val="Table of Contents"/>
           <w:docPartUnique w:val="1"/>
@@ -6656,12 +6656,12 @@
           <wp:extent cx="669290" cy="669290"/>
           <wp:effectExtent b="0" l="0" r="0" t="0"/>
           <wp:wrapSquare wrapText="bothSides" distB="0" distT="0" distL="114300" distR="114300"/>
-          <wp:docPr descr="psi-negro.png" id="14" name="image1.png"/>
+          <wp:docPr descr="psi-negro.png" id="14" name="image3.png"/>
           <a:graphic>
             <a:graphicData uri="http://schemas.openxmlformats.org/drawingml/2006/picture">
               <pic:pic>
                 <pic:nvPicPr>
-                  <pic:cNvPr descr="psi-negro.png" id="0" name="image1.png"/>
+                  <pic:cNvPr descr="psi-negro.png" id="0" name="image3.png"/>
                   <pic:cNvPicPr preferRelativeResize="0"/>
                 </pic:nvPicPr>
                 <pic:blipFill>
@@ -6701,12 +6701,12 @@
           <wp:extent cx="425450" cy="666750"/>
           <wp:effectExtent b="0" l="0" r="0" t="0"/>
           <wp:wrapSquare wrapText="bothSides" distB="0" distT="0" distL="114300" distR="114300"/>
-          <wp:docPr descr="UNPA.JPG" id="16" name="image3.jpg"/>
+          <wp:docPr descr="UNPA.JPG" id="16" name="image1.jpg"/>
           <a:graphic>
             <a:graphicData uri="http://schemas.openxmlformats.org/drawingml/2006/picture">
               <pic:pic>
                 <pic:nvPicPr>
-                  <pic:cNvPr descr="UNPA.JPG" id="0" name="image3.jpg"/>
+                  <pic:cNvPr descr="UNPA.JPG" id="0" name="image1.jpg"/>
                   <pic:cNvPicPr preferRelativeResize="0"/>
                 </pic:nvPicPr>
                 <pic:blipFill>

--- a/Etapa Inicio/Estudio de Factibilidad - Kairos - NexTech.docx
+++ b/Etapa Inicio/Estudio de Factibilidad - Kairos - NexTech.docx
@@ -948,12 +948,12 @@
             <wp:extent cx="1200150" cy="1200150"/>
             <wp:effectExtent b="0" l="0" r="0" t="0"/>
             <wp:wrapNone/>
-            <wp:docPr descr="psi-negro.png" id="13" name="image4.png"/>
+            <wp:docPr descr="psi-negro.png" id="13" name="image1.png"/>
             <a:graphic>
               <a:graphicData uri="http://schemas.openxmlformats.org/drawingml/2006/picture">
                 <pic:pic>
                   <pic:nvPicPr>
-                    <pic:cNvPr descr="psi-negro.png" id="0" name="image4.png"/>
+                    <pic:cNvPr descr="psi-negro.png" id="0" name="image1.png"/>
                     <pic:cNvPicPr preferRelativeResize="0"/>
                   </pic:nvPicPr>
                   <pic:blipFill>
@@ -1416,7 +1416,7 @@
     </w:p>
     <w:sdt>
       <w:sdtPr>
-        <w:id w:val="-1818700795"/>
+        <w:id w:val="-1410163184"/>
         <w:docPartObj>
           <w:docPartGallery w:val="Table of Contents"/>
           <w:docPartUnique w:val="1"/>
@@ -6656,12 +6656,12 @@
           <wp:extent cx="669290" cy="669290"/>
           <wp:effectExtent b="0" l="0" r="0" t="0"/>
           <wp:wrapSquare wrapText="bothSides" distB="0" distT="0" distL="114300" distR="114300"/>
-          <wp:docPr descr="psi-negro.png" id="14" name="image3.png"/>
+          <wp:docPr descr="psi-negro.png" id="14" name="image4.png"/>
           <a:graphic>
             <a:graphicData uri="http://schemas.openxmlformats.org/drawingml/2006/picture">
               <pic:pic>
                 <pic:nvPicPr>
-                  <pic:cNvPr descr="psi-negro.png" id="0" name="image3.png"/>
+                  <pic:cNvPr descr="psi-negro.png" id="0" name="image4.png"/>
                   <pic:cNvPicPr preferRelativeResize="0"/>
                 </pic:nvPicPr>
                 <pic:blipFill>
@@ -6701,12 +6701,12 @@
           <wp:extent cx="425450" cy="666750"/>
           <wp:effectExtent b="0" l="0" r="0" t="0"/>
           <wp:wrapSquare wrapText="bothSides" distB="0" distT="0" distL="114300" distR="114300"/>
-          <wp:docPr descr="UNPA.JPG" id="16" name="image1.jpg"/>
+          <wp:docPr descr="UNPA.JPG" id="16" name="image3.jpg"/>
           <a:graphic>
             <a:graphicData uri="http://schemas.openxmlformats.org/drawingml/2006/picture">
               <pic:pic>
                 <pic:nvPicPr>
-                  <pic:cNvPr descr="UNPA.JPG" id="0" name="image1.jpg"/>
+                  <pic:cNvPr descr="UNPA.JPG" id="0" name="image3.jpg"/>
                   <pic:cNvPicPr preferRelativeResize="0"/>
                 </pic:nvPicPr>
                 <pic:blipFill>

--- a/Etapa Inicio/Estudio de Factibilidad - Kairos - NexTech.docx
+++ b/Etapa Inicio/Estudio de Factibilidad - Kairos - NexTech.docx
@@ -948,12 +948,12 @@
             <wp:extent cx="1200150" cy="1200150"/>
             <wp:effectExtent b="0" l="0" r="0" t="0"/>
             <wp:wrapNone/>
-            <wp:docPr descr="psi-negro.png" id="13" name="image1.png"/>
+            <wp:docPr descr="psi-negro.png" id="13" name="image5.png"/>
             <a:graphic>
               <a:graphicData uri="http://schemas.openxmlformats.org/drawingml/2006/picture">
                 <pic:pic>
                   <pic:nvPicPr>
-                    <pic:cNvPr descr="psi-negro.png" id="0" name="image1.png"/>
+                    <pic:cNvPr descr="psi-negro.png" id="0" name="image5.png"/>
                     <pic:cNvPicPr preferRelativeResize="0"/>
                   </pic:nvPicPr>
                   <pic:blipFill>
@@ -1003,12 +1003,12 @@
             <wp:extent cx="1304925" cy="2019300"/>
             <wp:effectExtent b="0" l="0" r="0" t="0"/>
             <wp:wrapSquare wrapText="bothSides" distB="0" distT="0" distL="114300" distR="114300"/>
-            <wp:docPr descr="UNPA.JPG" id="15" name="image2.jpg"/>
+            <wp:docPr descr="UNPA.JPG" id="15" name="image1.jpg"/>
             <a:graphic>
               <a:graphicData uri="http://schemas.openxmlformats.org/drawingml/2006/picture">
                 <pic:pic>
                   <pic:nvPicPr>
-                    <pic:cNvPr descr="UNPA.JPG" id="0" name="image2.jpg"/>
+                    <pic:cNvPr descr="UNPA.JPG" id="0" name="image1.jpg"/>
                     <pic:cNvPicPr preferRelativeResize="0"/>
                   </pic:nvPicPr>
                   <pic:blipFill>
@@ -1313,12 +1313,12 @@
             <wp:extent cx="1200150" cy="1200150"/>
             <wp:effectExtent b="0" l="0" r="0" t="0"/>
             <wp:wrapNone/>
-            <wp:docPr id="17" name="image5.png"/>
+            <wp:docPr id="17" name="image3.png"/>
             <a:graphic>
               <a:graphicData uri="http://schemas.openxmlformats.org/drawingml/2006/picture">
                 <pic:pic>
                   <pic:nvPicPr>
-                    <pic:cNvPr id="0" name="image5.png"/>
+                    <pic:cNvPr id="0" name="image3.png"/>
                     <pic:cNvPicPr preferRelativeResize="0"/>
                   </pic:nvPicPr>
                   <pic:blipFill>
@@ -1416,7 +1416,7 @@
     </w:p>
     <w:sdt>
       <w:sdtPr>
-        <w:id w:val="-1410163184"/>
+        <w:id w:val="2144315459"/>
         <w:docPartObj>
           <w:docPartGallery w:val="Table of Contents"/>
           <w:docPartUnique w:val="1"/>
@@ -6701,12 +6701,12 @@
           <wp:extent cx="425450" cy="666750"/>
           <wp:effectExtent b="0" l="0" r="0" t="0"/>
           <wp:wrapSquare wrapText="bothSides" distB="0" distT="0" distL="114300" distR="114300"/>
-          <wp:docPr descr="UNPA.JPG" id="16" name="image3.jpg"/>
+          <wp:docPr descr="UNPA.JPG" id="16" name="image2.jpg"/>
           <a:graphic>
             <a:graphicData uri="http://schemas.openxmlformats.org/drawingml/2006/picture">
               <pic:pic>
                 <pic:nvPicPr>
-                  <pic:cNvPr descr="UNPA.JPG" id="0" name="image3.jpg"/>
+                  <pic:cNvPr descr="UNPA.JPG" id="0" name="image2.jpg"/>
                   <pic:cNvPicPr preferRelativeResize="0"/>
                 </pic:nvPicPr>
                 <pic:blipFill>

--- a/Etapa Inicio/Estudio de Factibilidad - Kairos - NexTech.docx
+++ b/Etapa Inicio/Estudio de Factibilidad - Kairos - NexTech.docx
@@ -948,12 +948,12 @@
             <wp:extent cx="1200150" cy="1200150"/>
             <wp:effectExtent b="0" l="0" r="0" t="0"/>
             <wp:wrapNone/>
-            <wp:docPr descr="psi-negro.png" id="13" name="image5.png"/>
+            <wp:docPr descr="psi-negro.png" id="13" name="image2.png"/>
             <a:graphic>
               <a:graphicData uri="http://schemas.openxmlformats.org/drawingml/2006/picture">
                 <pic:pic>
                   <pic:nvPicPr>
-                    <pic:cNvPr descr="psi-negro.png" id="0" name="image5.png"/>
+                    <pic:cNvPr descr="psi-negro.png" id="0" name="image2.png"/>
                     <pic:cNvPicPr preferRelativeResize="0"/>
                   </pic:nvPicPr>
                   <pic:blipFill>
@@ -1003,12 +1003,12 @@
             <wp:extent cx="1304925" cy="2019300"/>
             <wp:effectExtent b="0" l="0" r="0" t="0"/>
             <wp:wrapSquare wrapText="bothSides" distB="0" distT="0" distL="114300" distR="114300"/>
-            <wp:docPr descr="UNPA.JPG" id="15" name="image1.jpg"/>
+            <wp:docPr descr="UNPA.JPG" id="15" name="image3.jpg"/>
             <a:graphic>
               <a:graphicData uri="http://schemas.openxmlformats.org/drawingml/2006/picture">
                 <pic:pic>
                   <pic:nvPicPr>
-                    <pic:cNvPr descr="UNPA.JPG" id="0" name="image1.jpg"/>
+                    <pic:cNvPr descr="UNPA.JPG" id="0" name="image3.jpg"/>
                     <pic:cNvPicPr preferRelativeResize="0"/>
                   </pic:nvPicPr>
                   <pic:blipFill>
@@ -1313,12 +1313,12 @@
             <wp:extent cx="1200150" cy="1200150"/>
             <wp:effectExtent b="0" l="0" r="0" t="0"/>
             <wp:wrapNone/>
-            <wp:docPr id="17" name="image3.png"/>
+            <wp:docPr id="17" name="image4.png"/>
             <a:graphic>
               <a:graphicData uri="http://schemas.openxmlformats.org/drawingml/2006/picture">
                 <pic:pic>
                   <pic:nvPicPr>
-                    <pic:cNvPr id="0" name="image3.png"/>
+                    <pic:cNvPr id="0" name="image4.png"/>
                     <pic:cNvPicPr preferRelativeResize="0"/>
                   </pic:nvPicPr>
                   <pic:blipFill>
@@ -1416,7 +1416,7 @@
     </w:p>
     <w:sdt>
       <w:sdtPr>
-        <w:id w:val="2144315459"/>
+        <w:id w:val="1860270784"/>
         <w:docPartObj>
           <w:docPartGallery w:val="Table of Contents"/>
           <w:docPartUnique w:val="1"/>
@@ -6656,12 +6656,12 @@
           <wp:extent cx="669290" cy="669290"/>
           <wp:effectExtent b="0" l="0" r="0" t="0"/>
           <wp:wrapSquare wrapText="bothSides" distB="0" distT="0" distL="114300" distR="114300"/>
-          <wp:docPr descr="psi-negro.png" id="14" name="image4.png"/>
+          <wp:docPr descr="psi-negro.png" id="14" name="image5.png"/>
           <a:graphic>
             <a:graphicData uri="http://schemas.openxmlformats.org/drawingml/2006/picture">
               <pic:pic>
                 <pic:nvPicPr>
-                  <pic:cNvPr descr="psi-negro.png" id="0" name="image4.png"/>
+                  <pic:cNvPr descr="psi-negro.png" id="0" name="image5.png"/>
                   <pic:cNvPicPr preferRelativeResize="0"/>
                 </pic:nvPicPr>
                 <pic:blipFill>
@@ -6701,12 +6701,12 @@
           <wp:extent cx="425450" cy="666750"/>
           <wp:effectExtent b="0" l="0" r="0" t="0"/>
           <wp:wrapSquare wrapText="bothSides" distB="0" distT="0" distL="114300" distR="114300"/>
-          <wp:docPr descr="UNPA.JPG" id="16" name="image2.jpg"/>
+          <wp:docPr descr="UNPA.JPG" id="16" name="image1.jpg"/>
           <a:graphic>
             <a:graphicData uri="http://schemas.openxmlformats.org/drawingml/2006/picture">
               <pic:pic>
                 <pic:nvPicPr>
-                  <pic:cNvPr descr="UNPA.JPG" id="0" name="image2.jpg"/>
+                  <pic:cNvPr descr="UNPA.JPG" id="0" name="image1.jpg"/>
                   <pic:cNvPicPr preferRelativeResize="0"/>
                 </pic:nvPicPr>
                 <pic:blipFill>

--- a/Etapa Inicio/Estudio de Factibilidad - Kairos - NexTech.docx
+++ b/Etapa Inicio/Estudio de Factibilidad - Kairos - NexTech.docx
@@ -22,7 +22,9 @@
         <w:rPr>
           <w:rFonts w:ascii="Cambria" w:cs="Cambria" w:eastAsia="Cambria" w:hAnsi="Cambria"/>
           <w:b w:val="0"/>
+          <w:bCs w:val="0"/>
           <w:i w:val="0"/>
+          <w:iCs w:val="0"/>
           <w:smallCaps w:val="0"/>
           <w:strike w:val="0"/>
           <w:color w:val="000000"/>
@@ -59,7 +61,9 @@
         <w:rPr>
           <w:rFonts w:ascii="Cambria" w:cs="Cambria" w:eastAsia="Cambria" w:hAnsi="Cambria"/>
           <w:b w:val="0"/>
+          <w:bCs w:val="0"/>
           <w:i w:val="0"/>
+          <w:iCs w:val="0"/>
           <w:smallCaps w:val="0"/>
           <w:strike w:val="0"/>
           <w:color w:val="000000"/>
@@ -96,7 +100,9 @@
         <w:rPr>
           <w:rFonts w:ascii="Cambria" w:cs="Cambria" w:eastAsia="Cambria" w:hAnsi="Cambria"/>
           <w:b w:val="0"/>
+          <w:bCs w:val="0"/>
           <w:i w:val="0"/>
+          <w:iCs w:val="0"/>
           <w:smallCaps w:val="0"/>
           <w:strike w:val="0"/>
           <w:color w:val="000000"/>
@@ -111,7 +117,9 @@
         <w:rPr>
           <w:rFonts w:ascii="Calibri" w:cs="Calibri" w:eastAsia="Calibri" w:hAnsi="Calibri"/>
           <w:b w:val="0"/>
+          <w:bCs w:val="0"/>
           <w:i w:val="0"/>
+          <w:iCs w:val="0"/>
           <w:smallCaps w:val="0"/>
           <w:strike w:val="0"/>
           <w:color w:val="000000"/>
@@ -231,7 +239,9 @@
         <w:rPr>
           <w:rFonts w:ascii="Calibri" w:cs="Calibri" w:eastAsia="Calibri" w:hAnsi="Calibri"/>
           <w:b w:val="0"/>
+          <w:bCs w:val="0"/>
           <w:i w:val="0"/>
+          <w:iCs w:val="0"/>
           <w:smallCaps w:val="0"/>
           <w:strike w:val="0"/>
           <w:color w:val="000000"/>
@@ -351,7 +361,9 @@
         <w:rPr>
           <w:rFonts w:ascii="Calibri" w:cs="Calibri" w:eastAsia="Calibri" w:hAnsi="Calibri"/>
           <w:b w:val="0"/>
+          <w:bCs w:val="0"/>
           <w:i w:val="0"/>
+          <w:iCs w:val="0"/>
           <w:smallCaps w:val="0"/>
           <w:strike w:val="0"/>
           <w:color w:val="000000"/>
@@ -471,7 +483,9 @@
         <w:rPr>
           <w:rFonts w:ascii="Calibri" w:cs="Calibri" w:eastAsia="Calibri" w:hAnsi="Calibri"/>
           <w:b w:val="0"/>
+          <w:bCs w:val="0"/>
           <w:i w:val="0"/>
+          <w:iCs w:val="0"/>
           <w:smallCaps w:val="0"/>
           <w:strike w:val="0"/>
           <w:color w:val="000000"/>
@@ -613,7 +627,9 @@
         <w:rPr>
           <w:rFonts w:ascii="Cambria" w:cs="Cambria" w:eastAsia="Cambria" w:hAnsi="Cambria"/>
           <w:b w:val="0"/>
+          <w:bCs w:val="0"/>
           <w:i w:val="0"/>
+          <w:iCs w:val="0"/>
           <w:smallCaps w:val="0"/>
           <w:strike w:val="0"/>
           <w:color w:val="000000"/>
@@ -628,7 +644,9 @@
         <w:rPr>
           <w:rFonts w:ascii="Cambria" w:cs="Cambria" w:eastAsia="Cambria" w:hAnsi="Cambria"/>
           <w:b w:val="0"/>
+          <w:bCs w:val="0"/>
           <w:i w:val="0"/>
+          <w:iCs w:val="0"/>
           <w:smallCaps w:val="0"/>
           <w:strike w:val="0"/>
           <w:color w:val="000000"/>
@@ -662,7 +680,9 @@
         <w:rPr>
           <w:rFonts w:ascii="Cambria" w:cs="Cambria" w:eastAsia="Cambria" w:hAnsi="Cambria"/>
           <w:b w:val="0"/>
+          <w:bCs w:val="0"/>
           <w:i w:val="0"/>
+          <w:iCs w:val="0"/>
           <w:smallCaps w:val="0"/>
           <w:strike w:val="0"/>
           <w:color w:val="000000"/>
@@ -708,7 +728,9 @@
         <w:rPr>
           <w:rFonts w:ascii="Calibri" w:cs="Calibri" w:eastAsia="Calibri" w:hAnsi="Calibri"/>
           <w:b w:val="0"/>
+          <w:bCs w:val="0"/>
           <w:i w:val="0"/>
+          <w:iCs w:val="0"/>
           <w:smallCaps w:val="0"/>
           <w:strike w:val="0"/>
           <w:color w:val="000000"/>
@@ -745,7 +767,9 @@
         <w:rPr>
           <w:rFonts w:ascii="Calibri" w:cs="Calibri" w:eastAsia="Calibri" w:hAnsi="Calibri"/>
           <w:b w:val="0"/>
+          <w:bCs w:val="0"/>
           <w:i w:val="0"/>
+          <w:iCs w:val="0"/>
           <w:smallCaps w:val="0"/>
           <w:strike w:val="0"/>
           <w:color w:val="000000"/>
@@ -782,7 +806,9 @@
         <w:rPr>
           <w:rFonts w:ascii="Calibri" w:cs="Calibri" w:eastAsia="Calibri" w:hAnsi="Calibri"/>
           <w:b w:val="0"/>
+          <w:bCs w:val="0"/>
           <w:i w:val="0"/>
+          <w:iCs w:val="0"/>
           <w:smallCaps w:val="0"/>
           <w:strike w:val="0"/>
           <w:color w:val="000000"/>
@@ -819,7 +845,9 @@
         <w:rPr>
           <w:rFonts w:ascii="Calibri" w:cs="Calibri" w:eastAsia="Calibri" w:hAnsi="Calibri"/>
           <w:b w:val="0"/>
+          <w:bCs w:val="0"/>
           <w:i w:val="0"/>
+          <w:iCs w:val="0"/>
           <w:smallCaps w:val="0"/>
           <w:strike w:val="0"/>
           <w:color w:val="000000"/>
@@ -920,7 +948,9 @@
         <w:rPr>
           <w:rFonts w:ascii="Calibri" w:cs="Calibri" w:eastAsia="Calibri" w:hAnsi="Calibri"/>
           <w:b w:val="0"/>
+          <w:bCs w:val="0"/>
           <w:i w:val="1"/>
+          <w:iCs w:val="1"/>
           <w:smallCaps w:val="0"/>
           <w:strike w:val="0"/>
           <w:color w:val="548dd4"/>
@@ -934,6 +964,7 @@
       <w:r>
         <w:rPr>
           <w:i w:val="1"/>
+          <w:iCs w:val="1"/>
           <w:color w:val="548dd4"/>
         </w:rPr>
         <w:drawing>
@@ -948,12 +979,12 @@
             <wp:extent cx="1200150" cy="1200150"/>
             <wp:effectExtent b="0" l="0" r="0" t="0"/>
             <wp:wrapNone/>
-            <wp:docPr descr="psi-negro.png" id="13" name="image2.png"/>
+            <wp:docPr descr="psi-negro.png" id="13" name="image5.png"/>
             <a:graphic>
               <a:graphicData uri="http://schemas.openxmlformats.org/drawingml/2006/picture">
                 <pic:pic>
                   <pic:nvPicPr>
-                    <pic:cNvPr descr="psi-negro.png" id="0" name="image2.png"/>
+                    <pic:cNvPr descr="psi-negro.png" id="0" name="image5.png"/>
                     <pic:cNvPicPr preferRelativeResize="0"/>
                   </pic:nvPicPr>
                   <pic:blipFill>
@@ -981,7 +1012,9 @@
         <w:rPr>
           <w:rFonts w:ascii="Calibri" w:cs="Calibri" w:eastAsia="Calibri" w:hAnsi="Calibri"/>
           <w:b w:val="0"/>
+          <w:bCs w:val="0"/>
           <w:i w:val="1"/>
+          <w:iCs w:val="1"/>
           <w:smallCaps w:val="0"/>
           <w:strike w:val="0"/>
           <w:color w:val="548dd4"/>
@@ -1003,12 +1036,12 @@
             <wp:extent cx="1304925" cy="2019300"/>
             <wp:effectExtent b="0" l="0" r="0" t="0"/>
             <wp:wrapSquare wrapText="bothSides" distB="0" distT="0" distL="114300" distR="114300"/>
-            <wp:docPr descr="UNPA.JPG" id="15" name="image3.jpg"/>
+            <wp:docPr descr="UNPA.JPG" id="15" name="image4.jpg"/>
             <a:graphic>
               <a:graphicData uri="http://schemas.openxmlformats.org/drawingml/2006/picture">
                 <pic:pic>
                   <pic:nvPicPr>
-                    <pic:cNvPr descr="UNPA.JPG" id="0" name="image3.jpg"/>
+                    <pic:cNvPr descr="UNPA.JPG" id="0" name="image4.jpg"/>
                     <pic:cNvPicPr preferRelativeResize="0"/>
                   </pic:nvPicPr>
                   <pic:blipFill>
@@ -1064,7 +1097,9 @@
         <w:rPr>
           <w:rFonts w:ascii="Calibri" w:cs="Calibri" w:eastAsia="Calibri" w:hAnsi="Calibri"/>
           <w:b w:val="0"/>
+          <w:bCs w:val="0"/>
           <w:i w:val="1"/>
+          <w:iCs w:val="1"/>
           <w:smallCaps w:val="0"/>
           <w:strike w:val="0"/>
           <w:color w:val="548dd4"/>
@@ -1079,7 +1114,9 @@
         <w:rPr>
           <w:rFonts w:ascii="Calibri" w:cs="Calibri" w:eastAsia="Calibri" w:hAnsi="Calibri"/>
           <w:b w:val="0"/>
+          <w:bCs w:val="0"/>
           <w:i w:val="1"/>
+          <w:iCs w:val="1"/>
           <w:smallCaps w:val="0"/>
           <w:strike w:val="0"/>
           <w:color w:val="548dd4"/>
@@ -1267,7 +1304,9 @@
         <w:rPr>
           <w:rFonts w:ascii="Calibri" w:cs="Calibri" w:eastAsia="Calibri" w:hAnsi="Calibri"/>
           <w:b w:val="0"/>
+          <w:bCs w:val="0"/>
           <w:i w:val="1"/>
+          <w:iCs w:val="1"/>
           <w:smallCaps w:val="0"/>
           <w:strike w:val="0"/>
           <w:color w:val="548dd4"/>
@@ -1313,12 +1352,12 @@
             <wp:extent cx="1200150" cy="1200150"/>
             <wp:effectExtent b="0" l="0" r="0" t="0"/>
             <wp:wrapNone/>
-            <wp:docPr id="17" name="image4.png"/>
+            <wp:docPr id="17" name="image3.png"/>
             <a:graphic>
               <a:graphicData uri="http://schemas.openxmlformats.org/drawingml/2006/picture">
                 <pic:pic>
                   <pic:nvPicPr>
-                    <pic:cNvPr id="0" name="image4.png"/>
+                    <pic:cNvPr id="0" name="image3.png"/>
                     <pic:cNvPicPr preferRelativeResize="0"/>
                   </pic:nvPicPr>
                   <pic:blipFill>
@@ -1385,7 +1424,9 @@
         <w:rPr>
           <w:rFonts w:ascii="Cambria" w:cs="Cambria" w:eastAsia="Cambria" w:hAnsi="Cambria"/>
           <w:b w:val="1"/>
+          <w:bCs w:val="1"/>
           <w:i w:val="0"/>
+          <w:iCs w:val="0"/>
           <w:smallCaps w:val="0"/>
           <w:strike w:val="0"/>
           <w:color w:val="366091"/>
@@ -1400,7 +1441,9 @@
         <w:rPr>
           <w:rFonts w:ascii="Cambria" w:cs="Cambria" w:eastAsia="Cambria" w:hAnsi="Cambria"/>
           <w:b w:val="1"/>
+          <w:bCs w:val="1"/>
           <w:i w:val="0"/>
+          <w:iCs w:val="0"/>
           <w:smallCaps w:val="0"/>
           <w:strike w:val="0"/>
           <w:color w:val="366091"/>
@@ -1416,7 +1459,7 @@
     </w:p>
     <w:sdt>
       <w:sdtPr>
-        <w:id w:val="1860270784"/>
+        <w:id w:val="1420929529"/>
         <w:docPartObj>
           <w:docPartGallery w:val="Table of Contents"/>
           <w:docPartUnique w:val="1"/>
@@ -1433,6 +1476,7 @@
             <w:ind w:left="0"/>
             <w:rPr>
               <w:b w:val="1"/>
+              <w:bCs w:val="1"/>
               <w:color w:val="000000"/>
               <w:u w:val="none"/>
             </w:rPr>
@@ -1447,7 +1491,9 @@
               <w:rPr>
                 <w:rFonts w:ascii="Calibri" w:cs="Calibri" w:eastAsia="Calibri" w:hAnsi="Calibri"/>
                 <w:b w:val="1"/>
+                <w:bCs w:val="1"/>
                 <w:i w:val="0"/>
+                <w:iCs w:val="0"/>
                 <w:smallCaps w:val="0"/>
                 <w:strike w:val="0"/>
                 <w:color w:val="366091"/>
@@ -1479,6 +1525,7 @@
             <w:ind w:left="0" w:firstLine="0"/>
             <w:rPr>
               <w:b w:val="1"/>
+              <w:bCs w:val="1"/>
               <w:color w:val="366091"/>
               <w:u w:val="none"/>
             </w:rPr>
@@ -1487,7 +1534,9 @@
             <w:r>
               <w:rPr>
                 <w:b w:val="1"/>
+                <w:bCs w:val="1"/>
                 <w:i w:val="0"/>
+                <w:iCs w:val="0"/>
                 <w:smallCaps w:val="0"/>
                 <w:strike w:val="0"/>
                 <w:color w:val="366091"/>
@@ -1519,6 +1568,7 @@
             <w:ind w:left="0" w:firstLine="0"/>
             <w:rPr>
               <w:b w:val="1"/>
+              <w:bCs w:val="1"/>
               <w:color w:val="366091"/>
               <w:u w:val="none"/>
             </w:rPr>
@@ -1527,7 +1577,9 @@
             <w:r>
               <w:rPr>
                 <w:b w:val="1"/>
+                <w:bCs w:val="1"/>
                 <w:i w:val="0"/>
+                <w:iCs w:val="0"/>
                 <w:smallCaps w:val="0"/>
                 <w:strike w:val="0"/>
                 <w:color w:val="366091"/>
@@ -1559,6 +1611,7 @@
             <w:ind w:left="0" w:firstLine="0"/>
             <w:rPr>
               <w:b w:val="1"/>
+              <w:bCs w:val="1"/>
               <w:color w:val="366091"/>
               <w:u w:val="none"/>
             </w:rPr>
@@ -1567,7 +1620,9 @@
             <w:r>
               <w:rPr>
                 <w:b w:val="1"/>
+                <w:bCs w:val="1"/>
                 <w:i w:val="0"/>
+                <w:iCs w:val="0"/>
                 <w:smallCaps w:val="0"/>
                 <w:strike w:val="0"/>
                 <w:color w:val="366091"/>
@@ -1607,7 +1662,9 @@
               <w:rPr>
                 <w:rFonts w:ascii="Calibri" w:cs="Calibri" w:eastAsia="Calibri" w:hAnsi="Calibri"/>
                 <w:b w:val="0"/>
+                <w:bCs w:val="0"/>
                 <w:i w:val="0"/>
+                <w:iCs w:val="0"/>
                 <w:smallCaps w:val="0"/>
                 <w:strike w:val="0"/>
                 <w:color w:val="548dd4"/>
@@ -1647,7 +1704,9 @@
               <w:rPr>
                 <w:rFonts w:ascii="Calibri" w:cs="Calibri" w:eastAsia="Calibri" w:hAnsi="Calibri"/>
                 <w:b w:val="0"/>
+                <w:bCs w:val="0"/>
                 <w:i w:val="0"/>
+                <w:iCs w:val="0"/>
                 <w:smallCaps w:val="0"/>
                 <w:strike w:val="0"/>
                 <w:color w:val="548dd4"/>
@@ -1687,7 +1746,9 @@
               <w:rPr>
                 <w:rFonts w:ascii="Calibri" w:cs="Calibri" w:eastAsia="Calibri" w:hAnsi="Calibri"/>
                 <w:b w:val="0"/>
+                <w:bCs w:val="0"/>
                 <w:i w:val="0"/>
+                <w:iCs w:val="0"/>
                 <w:smallCaps w:val="0"/>
                 <w:strike w:val="0"/>
                 <w:color w:val="548dd4"/>
@@ -1727,7 +1788,9 @@
               <w:rPr>
                 <w:rFonts w:ascii="Calibri" w:cs="Calibri" w:eastAsia="Calibri" w:hAnsi="Calibri"/>
                 <w:b w:val="0"/>
+                <w:bCs w:val="0"/>
                 <w:i w:val="0"/>
+                <w:iCs w:val="0"/>
                 <w:smallCaps w:val="0"/>
                 <w:strike w:val="0"/>
                 <w:color w:val="548dd4"/>
@@ -1767,7 +1830,9 @@
               <w:rPr>
                 <w:rFonts w:ascii="Calibri" w:cs="Calibri" w:eastAsia="Calibri" w:hAnsi="Calibri"/>
                 <w:b w:val="0"/>
+                <w:bCs w:val="0"/>
                 <w:i w:val="0"/>
+                <w:iCs w:val="0"/>
                 <w:smallCaps w:val="0"/>
                 <w:strike w:val="0"/>
                 <w:color w:val="548dd4"/>
@@ -1799,6 +1864,7 @@
             <w:ind w:left="0" w:firstLine="0"/>
             <w:rPr>
               <w:b w:val="1"/>
+              <w:bCs w:val="1"/>
               <w:color w:val="366091"/>
               <w:u w:val="none"/>
             </w:rPr>
@@ -1807,7 +1873,9 @@
             <w:r>
               <w:rPr>
                 <w:b w:val="1"/>
+                <w:bCs w:val="1"/>
                 <w:i w:val="0"/>
+                <w:iCs w:val="0"/>
                 <w:smallCaps w:val="0"/>
                 <w:strike w:val="0"/>
                 <w:color w:val="366091"/>
@@ -1847,7 +1915,9 @@
               <w:rPr>
                 <w:rFonts w:ascii="Calibri" w:cs="Calibri" w:eastAsia="Calibri" w:hAnsi="Calibri"/>
                 <w:b w:val="0"/>
+                <w:bCs w:val="0"/>
                 <w:i w:val="0"/>
+                <w:iCs w:val="0"/>
                 <w:smallCaps w:val="0"/>
                 <w:strike w:val="0"/>
                 <w:color w:val="548dd4"/>
@@ -1887,7 +1957,9 @@
               <w:rPr>
                 <w:rFonts w:ascii="Calibri" w:cs="Calibri" w:eastAsia="Calibri" w:hAnsi="Calibri"/>
                 <w:b w:val="0"/>
+                <w:bCs w:val="0"/>
                 <w:i w:val="0"/>
+                <w:iCs w:val="0"/>
                 <w:smallCaps w:val="0"/>
                 <w:strike w:val="0"/>
                 <w:color w:val="548dd4"/>
@@ -1927,7 +1999,9 @@
               <w:rPr>
                 <w:rFonts w:ascii="Calibri" w:cs="Calibri" w:eastAsia="Calibri" w:hAnsi="Calibri"/>
                 <w:b w:val="0"/>
+                <w:bCs w:val="0"/>
                 <w:i w:val="0"/>
+                <w:iCs w:val="0"/>
                 <w:smallCaps w:val="0"/>
                 <w:strike w:val="0"/>
                 <w:color w:val="548dd4"/>
@@ -1967,7 +2041,9 @@
               <w:rPr>
                 <w:rFonts w:ascii="Calibri" w:cs="Calibri" w:eastAsia="Calibri" w:hAnsi="Calibri"/>
                 <w:b w:val="0"/>
+                <w:bCs w:val="0"/>
                 <w:i w:val="0"/>
+                <w:iCs w:val="0"/>
                 <w:smallCaps w:val="0"/>
                 <w:strike w:val="0"/>
                 <w:color w:val="548dd4"/>
@@ -1999,6 +2075,7 @@
             <w:ind w:left="0" w:firstLine="0"/>
             <w:rPr>
               <w:b w:val="1"/>
+              <w:bCs w:val="1"/>
               <w:color w:val="366091"/>
               <w:u w:val="none"/>
             </w:rPr>
@@ -2007,7 +2084,9 @@
             <w:r>
               <w:rPr>
                 <w:b w:val="1"/>
+                <w:bCs w:val="1"/>
                 <w:i w:val="0"/>
+                <w:iCs w:val="0"/>
                 <w:smallCaps w:val="0"/>
                 <w:strike w:val="0"/>
                 <w:color w:val="366091"/>
@@ -2047,7 +2126,9 @@
               <w:rPr>
                 <w:rFonts w:ascii="Calibri" w:cs="Calibri" w:eastAsia="Calibri" w:hAnsi="Calibri"/>
                 <w:b w:val="0"/>
+                <w:bCs w:val="0"/>
                 <w:i w:val="0"/>
+                <w:iCs w:val="0"/>
                 <w:smallCaps w:val="0"/>
                 <w:strike w:val="0"/>
                 <w:color w:val="548dd4"/>
@@ -2087,7 +2168,9 @@
               <w:rPr>
                 <w:rFonts w:ascii="Calibri" w:cs="Calibri" w:eastAsia="Calibri" w:hAnsi="Calibri"/>
                 <w:b w:val="0"/>
+                <w:bCs w:val="0"/>
                 <w:i w:val="0"/>
+                <w:iCs w:val="0"/>
                 <w:smallCaps w:val="0"/>
                 <w:strike w:val="0"/>
                 <w:color w:val="548dd4"/>
@@ -2127,7 +2210,9 @@
               <w:rPr>
                 <w:rFonts w:ascii="Calibri" w:cs="Calibri" w:eastAsia="Calibri" w:hAnsi="Calibri"/>
                 <w:b w:val="0"/>
+                <w:bCs w:val="0"/>
                 <w:i w:val="0"/>
+                <w:iCs w:val="0"/>
                 <w:smallCaps w:val="0"/>
                 <w:strike w:val="0"/>
                 <w:color w:val="548dd4"/>
@@ -2167,7 +2252,9 @@
               <w:rPr>
                 <w:rFonts w:ascii="Calibri" w:cs="Calibri" w:eastAsia="Calibri" w:hAnsi="Calibri"/>
                 <w:b w:val="0"/>
+                <w:bCs w:val="0"/>
                 <w:i w:val="0"/>
+                <w:iCs w:val="0"/>
                 <w:smallCaps w:val="0"/>
                 <w:strike w:val="0"/>
                 <w:color w:val="548dd4"/>
@@ -2207,7 +2294,9 @@
               <w:rPr>
                 <w:rFonts w:ascii="Calibri" w:cs="Calibri" w:eastAsia="Calibri" w:hAnsi="Calibri"/>
                 <w:b w:val="0"/>
+                <w:bCs w:val="0"/>
                 <w:i w:val="0"/>
+                <w:iCs w:val="0"/>
                 <w:smallCaps w:val="0"/>
                 <w:strike w:val="0"/>
                 <w:color w:val="548dd4"/>
@@ -2247,7 +2336,9 @@
               <w:rPr>
                 <w:rFonts w:ascii="Calibri" w:cs="Calibri" w:eastAsia="Calibri" w:hAnsi="Calibri"/>
                 <w:b w:val="0"/>
+                <w:bCs w:val="0"/>
                 <w:i w:val="0"/>
+                <w:iCs w:val="0"/>
                 <w:smallCaps w:val="0"/>
                 <w:strike w:val="0"/>
                 <w:color w:val="548dd4"/>
@@ -2279,6 +2370,7 @@
             <w:ind w:left="0" w:firstLine="0"/>
             <w:rPr>
               <w:b w:val="1"/>
+              <w:bCs w:val="1"/>
               <w:color w:val="366091"/>
               <w:u w:val="none"/>
             </w:rPr>
@@ -2287,6 +2379,7 @@
             <w:r>
               <w:rPr>
                 <w:b w:val="1"/>
+                <w:bCs w:val="1"/>
                 <w:color w:val="366091"/>
                 <w:u w:val="none"/>
                 <w:rtl w:val="0"/>
@@ -2350,6 +2443,7 @@
       <w:r>
         <w:rPr>
           <w:b w:val="0"/>
+          <w:bCs w:val="0"/>
           <w:color w:val="17365d"/>
           <w:sz w:val="50"/>
           <w:szCs w:val="50"/>
@@ -2407,6 +2501,7 @@
       <w:r>
         <w:rPr>
           <w:i w:val="1"/>
+          <w:iCs w:val="1"/>
           <w:rtl w:val="0"/>
         </w:rPr>
         <w:t xml:space="preserve">Kairos</w:t>
@@ -2420,6 +2515,7 @@
       <w:r>
         <w:rPr>
           <w:i w:val="1"/>
+          <w:iCs w:val="1"/>
           <w:rtl w:val="0"/>
         </w:rPr>
         <w:t xml:space="preserve">Laboratorio de Desarrollo de Software</w:t>
@@ -2448,7 +2544,9 @@
         <w:rPr>
           <w:rFonts w:ascii="Cambria" w:cs="Cambria" w:eastAsia="Cambria" w:hAnsi="Cambria"/>
           <w:b w:val="1"/>
+          <w:bCs w:val="1"/>
           <w:i w:val="0"/>
+          <w:iCs w:val="0"/>
           <w:smallCaps w:val="0"/>
           <w:strike w:val="0"/>
           <w:color w:val="366091"/>
@@ -2535,6 +2633,7 @@
         <w:rPr>
           <w:rFonts w:ascii="Calibri" w:cs="Calibri" w:eastAsia="Calibri" w:hAnsi="Calibri"/>
           <w:i w:val="1"/>
+          <w:iCs w:val="1"/>
           <w:color w:val="548dd4"/>
         </w:rPr>
       </w:pPr>
@@ -2567,6 +2666,7 @@
         <w:rPr>
           <w:rFonts w:ascii="Cambria" w:cs="Cambria" w:eastAsia="Cambria" w:hAnsi="Cambria"/>
           <w:b w:val="1"/>
+          <w:bCs w:val="1"/>
           <w:color w:val="366091"/>
           <w:sz w:val="28"/>
           <w:szCs w:val="28"/>
@@ -2631,6 +2731,7 @@
         <w:rPr>
           <w:rFonts w:ascii="Cambria" w:cs="Cambria" w:eastAsia="Cambria" w:hAnsi="Cambria"/>
           <w:b w:val="1"/>
+          <w:bCs w:val="1"/>
           <w:color w:val="4f81bd"/>
           <w:sz w:val="26"/>
           <w:szCs w:val="26"/>
@@ -2717,6 +2818,7 @@
         <w:rPr>
           <w:rFonts w:ascii="Cambria" w:cs="Cambria" w:eastAsia="Cambria" w:hAnsi="Cambria"/>
           <w:b w:val="1"/>
+          <w:bCs w:val="1"/>
           <w:color w:val="4f81bd"/>
           <w:sz w:val="26"/>
           <w:szCs w:val="26"/>
@@ -2793,11 +2895,13 @@
         <w:jc w:val="both"/>
         <w:rPr>
           <w:i w:val="1"/>
+          <w:iCs w:val="1"/>
         </w:rPr>
       </w:pPr>
       <w:r>
         <w:rPr>
           <w:i w:val="1"/>
+          <w:iCs w:val="1"/>
           <w:rtl w:val="0"/>
         </w:rPr>
         <w:t xml:space="preserve">El desarrollo de un sistema unificado para la planificación, registro y control del tiempo en proyectos colaborativos dentro de la asignatura ‘Laboratorio de Desarrollo de Software' surge como respuesta directa a la falta de estandarización y coordinación en la gestión de tareas y tiempos por parte de los estudiantes. Actualmente, el uso de diversas herramientas como ‘Trello’, ‘Notion’ o ‘Toggl Track’, impide el registro de información en un mismo formato, además del tiempo añadido que se requiere de aprendizaje para dichas herramientas, lo que genera demasiados obstáculos a la hora de optimizar tiempos y gestionar proyectos.</w:t>
@@ -2914,7 +3018,9 @@
         <w:rPr>
           <w:rFonts w:ascii="Cambria" w:cs="Cambria" w:eastAsia="Cambria" w:hAnsi="Cambria"/>
           <w:b w:val="1"/>
+          <w:bCs w:val="1"/>
           <w:i w:val="0"/>
+          <w:iCs w:val="0"/>
           <w:smallCaps w:val="0"/>
           <w:strike w:val="0"/>
           <w:color w:val="4f81bd"/>
@@ -2964,6 +3070,7 @@
         <w:rPr>
           <w:rFonts w:ascii="Calibri" w:cs="Calibri" w:eastAsia="Calibri" w:hAnsi="Calibri"/>
           <w:b w:val="0"/>
+          <w:bCs w:val="0"/>
           <w:smallCaps w:val="0"/>
           <w:strike w:val="0"/>
           <w:sz w:val="22"/>
@@ -3005,7 +3112,9 @@
         <w:rPr>
           <w:rFonts w:ascii="Cambria" w:cs="Cambria" w:eastAsia="Cambria" w:hAnsi="Cambria"/>
           <w:b w:val="1"/>
+          <w:bCs w:val="1"/>
           <w:i w:val="0"/>
+          <w:iCs w:val="0"/>
           <w:smallCaps w:val="0"/>
           <w:strike w:val="0"/>
           <w:color w:val="4f81bd"/>
@@ -3036,7 +3145,9 @@
         <w:rPr>
           <w:rFonts w:ascii="Cambria" w:cs="Cambria" w:eastAsia="Cambria" w:hAnsi="Cambria"/>
           <w:b w:val="1"/>
+          <w:bCs w:val="1"/>
           <w:i w:val="0"/>
+          <w:iCs w:val="0"/>
           <w:smallCaps w:val="0"/>
           <w:strike w:val="0"/>
           <w:color w:val="4f81bd"/>
@@ -3108,7 +3219,9 @@
         <w:rPr>
           <w:rFonts w:ascii="Cambria" w:cs="Cambria" w:eastAsia="Cambria" w:hAnsi="Cambria"/>
           <w:b w:val="1"/>
+          <w:bCs w:val="1"/>
           <w:i w:val="0"/>
+          <w:iCs w:val="0"/>
           <w:smallCaps w:val="0"/>
           <w:strike w:val="0"/>
           <w:color w:val="4f81bd"/>
@@ -3166,6 +3279,7 @@
         <w:jc w:val="both"/>
         <w:rPr>
           <w:b w:val="1"/>
+          <w:bCs w:val="1"/>
         </w:rPr>
       </w:pPr>
       <w:r>
@@ -3189,6 +3303,7 @@
         <w:jc w:val="both"/>
         <w:rPr>
           <w:b w:val="1"/>
+          <w:bCs w:val="1"/>
         </w:rPr>
       </w:pPr>
       <w:r>
@@ -3212,6 +3327,7 @@
         <w:jc w:val="both"/>
         <w:rPr>
           <w:b w:val="1"/>
+          <w:bCs w:val="1"/>
         </w:rPr>
       </w:pPr>
       <w:r>
@@ -3235,6 +3351,7 @@
         <w:jc w:val="both"/>
         <w:rPr>
           <w:b w:val="1"/>
+          <w:bCs w:val="1"/>
         </w:rPr>
       </w:pPr>
       <w:r>
@@ -3258,6 +3375,7 @@
         <w:jc w:val="both"/>
         <w:rPr>
           <w:b w:val="1"/>
+          <w:bCs w:val="1"/>
         </w:rPr>
       </w:pPr>
       <w:r>
@@ -3281,6 +3399,7 @@
         <w:jc w:val="both"/>
         <w:rPr>
           <w:b w:val="1"/>
+          <w:bCs w:val="1"/>
         </w:rPr>
       </w:pPr>
       <w:r>
@@ -3307,7 +3426,9 @@
         <w:rPr>
           <w:rFonts w:ascii="Cambria" w:cs="Cambria" w:eastAsia="Cambria" w:hAnsi="Cambria"/>
           <w:b w:val="1"/>
+          <w:bCs w:val="1"/>
           <w:i w:val="0"/>
+          <w:iCs w:val="0"/>
           <w:smallCaps w:val="0"/>
           <w:strike w:val="0"/>
           <w:color w:val="4f81bd"/>
@@ -3379,6 +3500,7 @@
         <w:rPr>
           <w:rFonts w:ascii="Cambria" w:cs="Cambria" w:eastAsia="Cambria" w:hAnsi="Cambria"/>
           <w:b w:val="1"/>
+          <w:bCs w:val="1"/>
           <w:color w:val="366091"/>
           <w:sz w:val="28"/>
           <w:szCs w:val="28"/>
@@ -3413,7 +3535,9 @@
         <w:rPr>
           <w:rFonts w:ascii="Times New Roman" w:cs="Times New Roman" w:eastAsia="Times New Roman" w:hAnsi="Times New Roman"/>
           <w:b w:val="1"/>
+          <w:bCs w:val="1"/>
           <w:i w:val="0"/>
+          <w:iCs w:val="0"/>
           <w:smallCaps w:val="0"/>
           <w:strike w:val="0"/>
           <w:color w:val="000000"/>
@@ -3447,6 +3571,7 @@
         <w:keepLines w:val="1"/>
         <w:rPr>
           <w:i w:val="0"/>
+          <w:iCs w:val="0"/>
           <w:vertAlign w:val="baseline"/>
         </w:rPr>
       </w:pPr>
@@ -3455,6 +3580,7 @@
       <w:r>
         <w:rPr>
           <w:i w:val="0"/>
+          <w:iCs w:val="0"/>
           <w:vertAlign w:val="baseline"/>
           <w:rtl w:val="0"/>
         </w:rPr>
@@ -3612,7 +3738,9 @@
         <w:rPr>
           <w:rFonts w:ascii="Times New Roman" w:cs="Times New Roman" w:eastAsia="Times New Roman" w:hAnsi="Times New Roman"/>
           <w:b w:val="1"/>
+          <w:bCs w:val="1"/>
           <w:i w:val="0"/>
+          <w:iCs w:val="0"/>
           <w:smallCaps w:val="0"/>
           <w:strike w:val="0"/>
           <w:color w:val="000000"/>
@@ -3646,6 +3774,7 @@
         <w:keepLines w:val="1"/>
         <w:rPr>
           <w:i w:val="0"/>
+          <w:iCs w:val="0"/>
           <w:vertAlign w:val="baseline"/>
         </w:rPr>
       </w:pPr>
@@ -3654,6 +3783,7 @@
       <w:r>
         <w:rPr>
           <w:i w:val="0"/>
+          <w:iCs w:val="0"/>
           <w:vertAlign w:val="baseline"/>
           <w:rtl w:val="0"/>
         </w:rPr>
@@ -3683,7 +3813,9 @@
         <w:rPr>
           <w:rFonts w:ascii="Times New Roman" w:cs="Times New Roman" w:eastAsia="Times New Roman" w:hAnsi="Times New Roman"/>
           <w:b w:val="1"/>
+          <w:bCs w:val="1"/>
           <w:i w:val="0"/>
+          <w:iCs w:val="0"/>
           <w:smallCaps w:val="0"/>
           <w:strike w:val="0"/>
           <w:color w:val="000000"/>
@@ -3703,6 +3835,7 @@
       <w:r>
         <w:rPr>
           <w:i w:val="1"/>
+          <w:iCs w:val="1"/>
           <w:rtl w:val="0"/>
         </w:rPr>
         <w:t xml:space="preserve">Laboratorio Desarrollo de Software’</w:t>
@@ -3716,6 +3849,7 @@
       <w:r>
         <w:rPr>
           <w:i w:val="1"/>
+          <w:iCs w:val="1"/>
           <w:rtl w:val="0"/>
         </w:rPr>
         <w:t xml:space="preserve">Trello</w:t>
@@ -3729,6 +3863,7 @@
       <w:r>
         <w:rPr>
           <w:i w:val="1"/>
+          <w:iCs w:val="1"/>
           <w:rtl w:val="0"/>
         </w:rPr>
         <w:t xml:space="preserve">Toggl Track’</w:t>
@@ -3742,6 +3877,7 @@
       <w:r>
         <w:rPr>
           <w:i w:val="1"/>
+          <w:iCs w:val="1"/>
           <w:rtl w:val="0"/>
         </w:rPr>
         <w:t xml:space="preserve">Clockify’</w:t>
@@ -3755,6 +3891,7 @@
       <w:r>
         <w:rPr>
           <w:i w:val="1"/>
+          <w:iCs w:val="1"/>
           <w:rtl w:val="0"/>
         </w:rPr>
         <w:t xml:space="preserve">Jira’</w:t>
@@ -3990,11 +4127,13 @@
               <w:jc w:val="center"/>
               <w:rPr>
                 <w:b w:val="1"/>
+                <w:bCs w:val="1"/>
               </w:rPr>
             </w:pPr>
             <w:r>
               <w:rPr>
                 <w:b w:val="1"/>
+                <w:bCs w:val="1"/>
                 <w:rtl w:val="0"/>
               </w:rPr>
               <w:t xml:space="preserve">Herramienta</w:t>
@@ -4027,11 +4166,13 @@
               <w:jc w:val="center"/>
               <w:rPr>
                 <w:b w:val="1"/>
+                <w:bCs w:val="1"/>
               </w:rPr>
             </w:pPr>
             <w:r>
               <w:rPr>
                 <w:b w:val="1"/>
+                <w:bCs w:val="1"/>
                 <w:rtl w:val="0"/>
               </w:rPr>
               <w:t xml:space="preserve">Costo aproximado</w:t>
@@ -4064,11 +4205,13 @@
               <w:jc w:val="center"/>
               <w:rPr>
                 <w:b w:val="1"/>
+                <w:bCs w:val="1"/>
               </w:rPr>
             </w:pPr>
             <w:r>
               <w:rPr>
                 <w:b w:val="1"/>
+                <w:bCs w:val="1"/>
                 <w:rtl w:val="0"/>
               </w:rPr>
               <w:t xml:space="preserve">Adaptación Académica</w:t>
@@ -4101,11 +4244,13 @@
               <w:jc w:val="center"/>
               <w:rPr>
                 <w:b w:val="1"/>
+                <w:bCs w:val="1"/>
               </w:rPr>
             </w:pPr>
             <w:r>
               <w:rPr>
                 <w:b w:val="1"/>
+                <w:bCs w:val="1"/>
                 <w:rtl w:val="0"/>
               </w:rPr>
               <w:t xml:space="preserve">Curva de Aprendizaje</w:t>
@@ -4138,11 +4283,13 @@
               <w:jc w:val="center"/>
               <w:rPr>
                 <w:b w:val="1"/>
+                <w:bCs w:val="1"/>
               </w:rPr>
             </w:pPr>
             <w:r>
               <w:rPr>
                 <w:b w:val="1"/>
+                <w:bCs w:val="1"/>
                 <w:rtl w:val="0"/>
               </w:rPr>
               <w:t xml:space="preserve">Observaciones</w:t>
@@ -5065,6 +5212,7 @@
         <w:rPr>
           <w:rFonts w:ascii="Cambria" w:cs="Cambria" w:eastAsia="Cambria" w:hAnsi="Cambria"/>
           <w:b w:val="1"/>
+          <w:bCs w:val="1"/>
           <w:color w:val="4f81bd"/>
           <w:sz w:val="26"/>
           <w:szCs w:val="26"/>
@@ -5093,6 +5241,7 @@
         <w:keepLines w:val="1"/>
         <w:rPr>
           <w:i w:val="0"/>
+          <w:iCs w:val="0"/>
           <w:vertAlign w:val="baseline"/>
         </w:rPr>
       </w:pPr>
@@ -5101,6 +5250,7 @@
       <w:r>
         <w:rPr>
           <w:i w:val="0"/>
+          <w:iCs w:val="0"/>
           <w:vertAlign w:val="baseline"/>
           <w:rtl w:val="0"/>
         </w:rPr>
@@ -5276,6 +5426,7 @@
       <w:r>
         <w:rPr>
           <w:i w:val="1"/>
+          <w:iCs w:val="1"/>
           <w:rtl w:val="0"/>
         </w:rPr>
         <w:t xml:space="preserve">Kairos</w:t>
@@ -5306,6 +5457,7 @@
       <w:r>
         <w:rPr>
           <w:b w:val="1"/>
+          <w:bCs w:val="1"/>
           <w:rtl w:val="0"/>
         </w:rPr>
         <w:t xml:space="preserve">500 y 1.000 horas de trabajo</w:t>
@@ -5319,6 +5471,7 @@
       <w:r>
         <w:rPr>
           <w:b w:val="1"/>
+          <w:bCs w:val="1"/>
           <w:rtl w:val="0"/>
         </w:rPr>
         <w:t xml:space="preserve">COCOMO</w:t>
@@ -5369,6 +5522,7 @@
       <w:r>
         <w:rPr>
           <w:b w:val="1"/>
+          <w:bCs w:val="1"/>
           <w:rtl w:val="0"/>
         </w:rPr>
         <w:t xml:space="preserve">tarifas freelance</w:t>
@@ -5382,6 +5536,7 @@
       <w:r>
         <w:rPr>
           <w:b w:val="1"/>
+          <w:bCs w:val="1"/>
           <w:rtl w:val="0"/>
         </w:rPr>
         <w:t xml:space="preserve">$6.500 y $12.500 ARS por hora</w:t>
@@ -5416,6 +5571,7 @@
       <w:r>
         <w:rPr>
           <w:b w:val="1"/>
+          <w:bCs w:val="1"/>
           <w:rtl w:val="0"/>
         </w:rPr>
         <w:t xml:space="preserve">salario promedio del sector software</w:t>
@@ -5429,6 +5585,7 @@
       <w:r>
         <w:rPr>
           <w:b w:val="1"/>
+          <w:bCs w:val="1"/>
           <w:rtl w:val="0"/>
         </w:rPr>
         <w:t xml:space="preserve">$2.460.211 ARS mensuales</w:t>
@@ -5442,6 +5599,7 @@
       <w:r>
         <w:rPr>
           <w:b w:val="1"/>
+          <w:bCs w:val="1"/>
           <w:rtl w:val="0"/>
         </w:rPr>
         <w:t xml:space="preserve">$1.340.000 ARS</w:t>
@@ -5487,6 +5645,7 @@
       <w:r>
         <w:rPr>
           <w:b w:val="1"/>
+          <w:bCs w:val="1"/>
           <w:rtl w:val="0"/>
         </w:rPr>
         <w:t xml:space="preserve">Mínimo:</w:t>
@@ -5515,6 +5674,7 @@
       <w:r>
         <w:rPr>
           <w:b w:val="1"/>
+          <w:bCs w:val="1"/>
           <w:rtl w:val="0"/>
         </w:rPr>
         <w:t xml:space="preserve">Máximo:</w:t>
@@ -5561,6 +5721,7 @@
         <w:rPr>
           <w:rFonts w:ascii="Cambria" w:cs="Cambria" w:eastAsia="Cambria" w:hAnsi="Cambria"/>
           <w:b w:val="1"/>
+          <w:bCs w:val="1"/>
           <w:color w:val="365f91"/>
           <w:sz w:val="28"/>
           <w:szCs w:val="28"/>
@@ -6656,12 +6817,12 @@
           <wp:extent cx="669290" cy="669290"/>
           <wp:effectExtent b="0" l="0" r="0" t="0"/>
           <wp:wrapSquare wrapText="bothSides" distB="0" distT="0" distL="114300" distR="114300"/>
-          <wp:docPr descr="psi-negro.png" id="14" name="image5.png"/>
+          <wp:docPr descr="psi-negro.png" id="14" name="image2.png"/>
           <a:graphic>
             <a:graphicData uri="http://schemas.openxmlformats.org/drawingml/2006/picture">
               <pic:pic>
                 <pic:nvPicPr>
-                  <pic:cNvPr descr="psi-negro.png" id="0" name="image5.png"/>
+                  <pic:cNvPr descr="psi-negro.png" id="0" name="image2.png"/>
                   <pic:cNvPicPr preferRelativeResize="0"/>
                 </pic:nvPicPr>
                 <pic:blipFill>
@@ -7495,6 +7656,7 @@
     <w:rPr>
       <w:rFonts w:ascii="Cambria" w:cs="Cambria" w:eastAsia="Cambria" w:hAnsi="Cambria"/>
       <w:b w:val="1"/>
+      <w:bCs w:val="1"/>
       <w:color w:val="366091"/>
       <w:sz w:val="28"/>
       <w:szCs w:val="28"/>
@@ -7511,6 +7673,7 @@
     <w:rPr>
       <w:rFonts w:ascii="Cambria" w:cs="Cambria" w:eastAsia="Cambria" w:hAnsi="Cambria"/>
       <w:b w:val="1"/>
+      <w:bCs w:val="1"/>
       <w:color w:val="4f81bd"/>
       <w:sz w:val="26"/>
       <w:szCs w:val="26"/>
@@ -7527,6 +7690,7 @@
     <w:rPr>
       <w:rFonts w:ascii="Cambria" w:cs="Cambria" w:eastAsia="Cambria" w:hAnsi="Cambria"/>
       <w:b w:val="1"/>
+      <w:bCs w:val="1"/>
       <w:color w:val="4f81bd"/>
     </w:rPr>
   </w:style>
@@ -7541,7 +7705,9 @@
     <w:rPr>
       <w:rFonts w:ascii="Cambria" w:cs="Cambria" w:eastAsia="Cambria" w:hAnsi="Cambria"/>
       <w:b w:val="1"/>
+      <w:bCs w:val="1"/>
       <w:i w:val="1"/>
+      <w:iCs w:val="1"/>
       <w:color w:val="4f81bd"/>
     </w:rPr>
   </w:style>
@@ -7557,6 +7723,7 @@
     </w:pPr>
     <w:rPr>
       <w:b w:val="1"/>
+      <w:bCs w:val="1"/>
       <w:sz w:val="22"/>
       <w:szCs w:val="22"/>
     </w:rPr>
@@ -7573,6 +7740,7 @@
     </w:pPr>
     <w:rPr>
       <w:b w:val="1"/>
+      <w:bCs w:val="1"/>
       <w:sz w:val="20"/>
       <w:szCs w:val="20"/>
     </w:rPr>
@@ -7607,6 +7775,7 @@
     <w:rPr>
       <w:rFonts w:ascii="Georgia" w:cs="Georgia" w:eastAsia="Georgia" w:hAnsi="Georgia"/>
       <w:i w:val="1"/>
+      <w:iCs w:val="1"/>
       <w:color w:val="666666"/>
       <w:sz w:val="48"/>
       <w:szCs w:val="48"/>

--- a/Etapa Inicio/Estudio de Factibilidad - Kairos - NexTech.docx
+++ b/Etapa Inicio/Estudio de Factibilidad - Kairos - NexTech.docx
@@ -979,12 +979,12 @@
             <wp:extent cx="1200150" cy="1200150"/>
             <wp:effectExtent b="0" l="0" r="0" t="0"/>
             <wp:wrapNone/>
-            <wp:docPr descr="psi-negro.png" id="13" name="image5.png"/>
+            <wp:docPr descr="psi-negro.png" id="13" name="image1.png"/>
             <a:graphic>
               <a:graphicData uri="http://schemas.openxmlformats.org/drawingml/2006/picture">
                 <pic:pic>
                   <pic:nvPicPr>
-                    <pic:cNvPr descr="psi-negro.png" id="0" name="image5.png"/>
+                    <pic:cNvPr descr="psi-negro.png" id="0" name="image1.png"/>
                     <pic:cNvPicPr preferRelativeResize="0"/>
                   </pic:nvPicPr>
                   <pic:blipFill>
@@ -1036,12 +1036,12 @@
             <wp:extent cx="1304925" cy="2019300"/>
             <wp:effectExtent b="0" l="0" r="0" t="0"/>
             <wp:wrapSquare wrapText="bothSides" distB="0" distT="0" distL="114300" distR="114300"/>
-            <wp:docPr descr="UNPA.JPG" id="15" name="image4.jpg"/>
+            <wp:docPr descr="UNPA.JPG" id="15" name="image5.jpg"/>
             <a:graphic>
               <a:graphicData uri="http://schemas.openxmlformats.org/drawingml/2006/picture">
                 <pic:pic>
                   <pic:nvPicPr>
-                    <pic:cNvPr descr="UNPA.JPG" id="0" name="image4.jpg"/>
+                    <pic:cNvPr descr="UNPA.JPG" id="0" name="image5.jpg"/>
                     <pic:cNvPicPr preferRelativeResize="0"/>
                   </pic:nvPicPr>
                   <pic:blipFill>
@@ -1352,12 +1352,12 @@
             <wp:extent cx="1200150" cy="1200150"/>
             <wp:effectExtent b="0" l="0" r="0" t="0"/>
             <wp:wrapNone/>
-            <wp:docPr id="17" name="image3.png"/>
+            <wp:docPr id="17" name="image2.png"/>
             <a:graphic>
               <a:graphicData uri="http://schemas.openxmlformats.org/drawingml/2006/picture">
                 <pic:pic>
                   <pic:nvPicPr>
-                    <pic:cNvPr id="0" name="image3.png"/>
+                    <pic:cNvPr id="0" name="image2.png"/>
                     <pic:cNvPicPr preferRelativeResize="0"/>
                   </pic:nvPicPr>
                   <pic:blipFill>
@@ -1459,7 +1459,7 @@
     </w:p>
     <w:sdt>
       <w:sdtPr>
-        <w:id w:val="1420929529"/>
+        <w:id w:val="1233003818"/>
         <w:docPartObj>
           <w:docPartGallery w:val="Table of Contents"/>
           <w:docPartUnique w:val="1"/>
@@ -6817,12 +6817,12 @@
           <wp:extent cx="669290" cy="669290"/>
           <wp:effectExtent b="0" l="0" r="0" t="0"/>
           <wp:wrapSquare wrapText="bothSides" distB="0" distT="0" distL="114300" distR="114300"/>
-          <wp:docPr descr="psi-negro.png" id="14" name="image2.png"/>
+          <wp:docPr descr="psi-negro.png" id="14" name="image4.png"/>
           <a:graphic>
             <a:graphicData uri="http://schemas.openxmlformats.org/drawingml/2006/picture">
               <pic:pic>
                 <pic:nvPicPr>
-                  <pic:cNvPr descr="psi-negro.png" id="0" name="image2.png"/>
+                  <pic:cNvPr descr="psi-negro.png" id="0" name="image4.png"/>
                   <pic:cNvPicPr preferRelativeResize="0"/>
                 </pic:nvPicPr>
                 <pic:blipFill>
@@ -6862,12 +6862,12 @@
           <wp:extent cx="425450" cy="666750"/>
           <wp:effectExtent b="0" l="0" r="0" t="0"/>
           <wp:wrapSquare wrapText="bothSides" distB="0" distT="0" distL="114300" distR="114300"/>
-          <wp:docPr descr="UNPA.JPG" id="16" name="image1.jpg"/>
+          <wp:docPr descr="UNPA.JPG" id="16" name="image3.jpg"/>
           <a:graphic>
             <a:graphicData uri="http://schemas.openxmlformats.org/drawingml/2006/picture">
               <pic:pic>
                 <pic:nvPicPr>
-                  <pic:cNvPr descr="UNPA.JPG" id="0" name="image1.jpg"/>
+                  <pic:cNvPr descr="UNPA.JPG" id="0" name="image3.jpg"/>
                   <pic:cNvPicPr preferRelativeResize="0"/>
                 </pic:nvPicPr>
                 <pic:blipFill>

--- a/Etapa Inicio/Estudio de Factibilidad - Kairos - NexTech.docx
+++ b/Etapa Inicio/Estudio de Factibilidad - Kairos - NexTech.docx
@@ -979,12 +979,12 @@
             <wp:extent cx="1200150" cy="1200150"/>
             <wp:effectExtent b="0" l="0" r="0" t="0"/>
             <wp:wrapNone/>
-            <wp:docPr descr="psi-negro.png" id="13" name="image1.png"/>
+            <wp:docPr descr="psi-negro.png" id="13" name="image5.png"/>
             <a:graphic>
               <a:graphicData uri="http://schemas.openxmlformats.org/drawingml/2006/picture">
                 <pic:pic>
                   <pic:nvPicPr>
-                    <pic:cNvPr descr="psi-negro.png" id="0" name="image1.png"/>
+                    <pic:cNvPr descr="psi-negro.png" id="0" name="image5.png"/>
                     <pic:cNvPicPr preferRelativeResize="0"/>
                   </pic:nvPicPr>
                   <pic:blipFill>
@@ -1036,12 +1036,12 @@
             <wp:extent cx="1304925" cy="2019300"/>
             <wp:effectExtent b="0" l="0" r="0" t="0"/>
             <wp:wrapSquare wrapText="bothSides" distB="0" distT="0" distL="114300" distR="114300"/>
-            <wp:docPr descr="UNPA.JPG" id="15" name="image5.jpg"/>
+            <wp:docPr descr="UNPA.JPG" id="15" name="image1.jpg"/>
             <a:graphic>
               <a:graphicData uri="http://schemas.openxmlformats.org/drawingml/2006/picture">
                 <pic:pic>
                   <pic:nvPicPr>
-                    <pic:cNvPr descr="UNPA.JPG" id="0" name="image5.jpg"/>
+                    <pic:cNvPr descr="UNPA.JPG" id="0" name="image1.jpg"/>
                     <pic:cNvPicPr preferRelativeResize="0"/>
                   </pic:nvPicPr>
                   <pic:blipFill>
@@ -1352,12 +1352,12 @@
             <wp:extent cx="1200150" cy="1200150"/>
             <wp:effectExtent b="0" l="0" r="0" t="0"/>
             <wp:wrapNone/>
-            <wp:docPr id="17" name="image2.png"/>
+            <wp:docPr id="17" name="image4.png"/>
             <a:graphic>
               <a:graphicData uri="http://schemas.openxmlformats.org/drawingml/2006/picture">
                 <pic:pic>
                   <pic:nvPicPr>
-                    <pic:cNvPr id="0" name="image2.png"/>
+                    <pic:cNvPr id="0" name="image4.png"/>
                     <pic:cNvPicPr preferRelativeResize="0"/>
                   </pic:nvPicPr>
                   <pic:blipFill>
@@ -1459,7 +1459,7 @@
     </w:p>
     <w:sdt>
       <w:sdtPr>
-        <w:id w:val="1233003818"/>
+        <w:id w:val="-1835300649"/>
         <w:docPartObj>
           <w:docPartGallery w:val="Table of Contents"/>
           <w:docPartUnique w:val="1"/>
@@ -6817,12 +6817,12 @@
           <wp:extent cx="669290" cy="669290"/>
           <wp:effectExtent b="0" l="0" r="0" t="0"/>
           <wp:wrapSquare wrapText="bothSides" distB="0" distT="0" distL="114300" distR="114300"/>
-          <wp:docPr descr="psi-negro.png" id="14" name="image4.png"/>
+          <wp:docPr descr="psi-negro.png" id="14" name="image3.png"/>
           <a:graphic>
             <a:graphicData uri="http://schemas.openxmlformats.org/drawingml/2006/picture">
               <pic:pic>
                 <pic:nvPicPr>
-                  <pic:cNvPr descr="psi-negro.png" id="0" name="image4.png"/>
+                  <pic:cNvPr descr="psi-negro.png" id="0" name="image3.png"/>
                   <pic:cNvPicPr preferRelativeResize="0"/>
                 </pic:nvPicPr>
                 <pic:blipFill>
@@ -6862,12 +6862,12 @@
           <wp:extent cx="425450" cy="666750"/>
           <wp:effectExtent b="0" l="0" r="0" t="0"/>
           <wp:wrapSquare wrapText="bothSides" distB="0" distT="0" distL="114300" distR="114300"/>
-          <wp:docPr descr="UNPA.JPG" id="16" name="image3.jpg"/>
+          <wp:docPr descr="UNPA.JPG" id="16" name="image2.jpg"/>
           <a:graphic>
             <a:graphicData uri="http://schemas.openxmlformats.org/drawingml/2006/picture">
               <pic:pic>
                 <pic:nvPicPr>
-                  <pic:cNvPr descr="UNPA.JPG" id="0" name="image3.jpg"/>
+                  <pic:cNvPr descr="UNPA.JPG" id="0" name="image2.jpg"/>
                   <pic:cNvPicPr preferRelativeResize="0"/>
                 </pic:nvPicPr>
                 <pic:blipFill>

--- a/Etapa Inicio/Estudio de Factibilidad - Kairos - NexTech.docx
+++ b/Etapa Inicio/Estudio de Factibilidad - Kairos - NexTech.docx
@@ -979,12 +979,12 @@
             <wp:extent cx="1200150" cy="1200150"/>
             <wp:effectExtent b="0" l="0" r="0" t="0"/>
             <wp:wrapNone/>
-            <wp:docPr descr="psi-negro.png" id="13" name="image5.png"/>
+            <wp:docPr descr="psi-negro.png" id="13" name="image1.png"/>
             <a:graphic>
               <a:graphicData uri="http://schemas.openxmlformats.org/drawingml/2006/picture">
                 <pic:pic>
                   <pic:nvPicPr>
-                    <pic:cNvPr descr="psi-negro.png" id="0" name="image5.png"/>
+                    <pic:cNvPr descr="psi-negro.png" id="0" name="image1.png"/>
                     <pic:cNvPicPr preferRelativeResize="0"/>
                   </pic:nvPicPr>
                   <pic:blipFill>
@@ -1036,12 +1036,12 @@
             <wp:extent cx="1304925" cy="2019300"/>
             <wp:effectExtent b="0" l="0" r="0" t="0"/>
             <wp:wrapSquare wrapText="bothSides" distB="0" distT="0" distL="114300" distR="114300"/>
-            <wp:docPr descr="UNPA.JPG" id="15" name="image1.jpg"/>
+            <wp:docPr descr="UNPA.JPG" id="15" name="image3.jpg"/>
             <a:graphic>
               <a:graphicData uri="http://schemas.openxmlformats.org/drawingml/2006/picture">
                 <pic:pic>
                   <pic:nvPicPr>
-                    <pic:cNvPr descr="UNPA.JPG" id="0" name="image1.jpg"/>
+                    <pic:cNvPr descr="UNPA.JPG" id="0" name="image3.jpg"/>
                     <pic:cNvPicPr preferRelativeResize="0"/>
                   </pic:nvPicPr>
                   <pic:blipFill>
@@ -1352,12 +1352,12 @@
             <wp:extent cx="1200150" cy="1200150"/>
             <wp:effectExtent b="0" l="0" r="0" t="0"/>
             <wp:wrapNone/>
-            <wp:docPr id="17" name="image4.png"/>
+            <wp:docPr id="17" name="image5.png"/>
             <a:graphic>
               <a:graphicData uri="http://schemas.openxmlformats.org/drawingml/2006/picture">
                 <pic:pic>
                   <pic:nvPicPr>
-                    <pic:cNvPr id="0" name="image4.png"/>
+                    <pic:cNvPr id="0" name="image5.png"/>
                     <pic:cNvPicPr preferRelativeResize="0"/>
                   </pic:nvPicPr>
                   <pic:blipFill>
@@ -1459,7 +1459,7 @@
     </w:p>
     <w:sdt>
       <w:sdtPr>
-        <w:id w:val="-1835300649"/>
+        <w:id w:val="-1668592139"/>
         <w:docPartObj>
           <w:docPartGallery w:val="Table of Contents"/>
           <w:docPartUnique w:val="1"/>
@@ -6817,12 +6817,12 @@
           <wp:extent cx="669290" cy="669290"/>
           <wp:effectExtent b="0" l="0" r="0" t="0"/>
           <wp:wrapSquare wrapText="bothSides" distB="0" distT="0" distL="114300" distR="114300"/>
-          <wp:docPr descr="psi-negro.png" id="14" name="image3.png"/>
+          <wp:docPr descr="psi-negro.png" id="14" name="image4.png"/>
           <a:graphic>
             <a:graphicData uri="http://schemas.openxmlformats.org/drawingml/2006/picture">
               <pic:pic>
                 <pic:nvPicPr>
-                  <pic:cNvPr descr="psi-negro.png" id="0" name="image3.png"/>
+                  <pic:cNvPr descr="psi-negro.png" id="0" name="image4.png"/>
                   <pic:cNvPicPr preferRelativeResize="0"/>
                 </pic:nvPicPr>
                 <pic:blipFill>

--- a/Etapa Inicio/Estudio de Factibilidad - Kairos - NexTech.docx
+++ b/Etapa Inicio/Estudio de Factibilidad - Kairos - NexTech.docx
@@ -979,12 +979,12 @@
             <wp:extent cx="1200150" cy="1200150"/>
             <wp:effectExtent b="0" l="0" r="0" t="0"/>
             <wp:wrapNone/>
-            <wp:docPr descr="psi-negro.png" id="13" name="image1.png"/>
+            <wp:docPr descr="psi-negro.png" id="13" name="image2.png"/>
             <a:graphic>
               <a:graphicData uri="http://schemas.openxmlformats.org/drawingml/2006/picture">
                 <pic:pic>
                   <pic:nvPicPr>
-                    <pic:cNvPr descr="psi-negro.png" id="0" name="image1.png"/>
+                    <pic:cNvPr descr="psi-negro.png" id="0" name="image2.png"/>
                     <pic:cNvPicPr preferRelativeResize="0"/>
                   </pic:nvPicPr>
                   <pic:blipFill>
@@ -1036,12 +1036,12 @@
             <wp:extent cx="1304925" cy="2019300"/>
             <wp:effectExtent b="0" l="0" r="0" t="0"/>
             <wp:wrapSquare wrapText="bothSides" distB="0" distT="0" distL="114300" distR="114300"/>
-            <wp:docPr descr="UNPA.JPG" id="15" name="image3.jpg"/>
+            <wp:docPr descr="UNPA.JPG" id="15" name="image5.jpg"/>
             <a:graphic>
               <a:graphicData uri="http://schemas.openxmlformats.org/drawingml/2006/picture">
                 <pic:pic>
                   <pic:nvPicPr>
-                    <pic:cNvPr descr="UNPA.JPG" id="0" name="image3.jpg"/>
+                    <pic:cNvPr descr="UNPA.JPG" id="0" name="image5.jpg"/>
                     <pic:cNvPicPr preferRelativeResize="0"/>
                   </pic:nvPicPr>
                   <pic:blipFill>
@@ -1352,12 +1352,12 @@
             <wp:extent cx="1200150" cy="1200150"/>
             <wp:effectExtent b="0" l="0" r="0" t="0"/>
             <wp:wrapNone/>
-            <wp:docPr id="17" name="image5.png"/>
+            <wp:docPr id="17" name="image3.png"/>
             <a:graphic>
               <a:graphicData uri="http://schemas.openxmlformats.org/drawingml/2006/picture">
                 <pic:pic>
                   <pic:nvPicPr>
-                    <pic:cNvPr id="0" name="image5.png"/>
+                    <pic:cNvPr id="0" name="image3.png"/>
                     <pic:cNvPicPr preferRelativeResize="0"/>
                   </pic:nvPicPr>
                   <pic:blipFill>
@@ -1459,7 +1459,7 @@
     </w:p>
     <w:sdt>
       <w:sdtPr>
-        <w:id w:val="-1668592139"/>
+        <w:id w:val="1423636100"/>
         <w:docPartObj>
           <w:docPartGallery w:val="Table of Contents"/>
           <w:docPartUnique w:val="1"/>
@@ -6862,12 +6862,12 @@
           <wp:extent cx="425450" cy="666750"/>
           <wp:effectExtent b="0" l="0" r="0" t="0"/>
           <wp:wrapSquare wrapText="bothSides" distB="0" distT="0" distL="114300" distR="114300"/>
-          <wp:docPr descr="UNPA.JPG" id="16" name="image2.jpg"/>
+          <wp:docPr descr="UNPA.JPG" id="16" name="image1.jpg"/>
           <a:graphic>
             <a:graphicData uri="http://schemas.openxmlformats.org/drawingml/2006/picture">
               <pic:pic>
                 <pic:nvPicPr>
-                  <pic:cNvPr descr="UNPA.JPG" id="0" name="image2.jpg"/>
+                  <pic:cNvPr descr="UNPA.JPG" id="0" name="image1.jpg"/>
                   <pic:cNvPicPr preferRelativeResize="0"/>
                 </pic:nvPicPr>
                 <pic:blipFill>
